--- a/OneBeltOneRoad/OneBeltOneRoad.docx
+++ b/OneBeltOneRoad/OneBeltOneRoad.docx
@@ -1,11 +1,9 @@
 
 <file path=word/document.xml><?xml version="1.0" encoding="utf-8"?>
-<w:document xmlns:o="urn:schemas-microsoft-com:office:office" xmlns:r="http://schemas.openxmlformats.org/officeDocument/2006/relationships" xmlns:v="urn:schemas-microsoft-com:vml" xmlns:w="http://schemas.openxmlformats.org/wordprocessingml/2006/main" xmlns:w10="urn:schemas-microsoft-com:office:word" xmlns:wp="http://schemas.openxmlformats.org/drawingml/2006/wordprocessingDrawing" xmlns:wps="http://schemas.microsoft.com/office/word/2010/wordprocessingShape" xmlns:wpg="http://schemas.microsoft.com/office/word/2010/wordprocessingGroup" xmlns:mc="http://schemas.openxmlformats.org/markup-compatibility/2006" xmlns:wp14="http://schemas.microsoft.com/office/word/2010/wordprocessingDrawing" xmlns:w14="http://schemas.microsoft.com/office/word/2010/wordml" xmlns:w15="http://schemas.microsoft.com/office/word/2012/wordml" mc:Ignorable="w14 wp14 w15">
+<w:document xmlns:wpc="http://schemas.microsoft.com/office/word/2010/wordprocessingCanvas" xmlns:cx="http://schemas.microsoft.com/office/drawing/2014/chartex" xmlns:cx1="http://schemas.microsoft.com/office/drawing/2015/9/8/chartex" xmlns:cx2="http://schemas.microsoft.com/office/drawing/2015/10/21/chartex" xmlns:cx3="http://schemas.microsoft.com/office/drawing/2016/5/9/chartex" xmlns:cx4="http://schemas.microsoft.com/office/drawing/2016/5/10/chartex" xmlns:cx5="http://schemas.microsoft.com/office/drawing/2016/5/11/chartex" xmlns:cx6="http://schemas.microsoft.com/office/drawing/2016/5/12/chartex" xmlns:cx7="http://schemas.microsoft.com/office/drawing/2016/5/13/chartex" xmlns:cx8="http://schemas.microsoft.com/office/drawing/2016/5/14/chartex" xmlns:mc="http://schemas.openxmlformats.org/markup-compatibility/2006" xmlns:aink="http://schemas.microsoft.com/office/drawing/2016/ink" xmlns:am3d="http://schemas.microsoft.com/office/drawing/2017/model3d" xmlns:o="urn:schemas-microsoft-com:office:office" xmlns:oel="http://schemas.microsoft.com/office/2019/extlst" xmlns:r="http://schemas.openxmlformats.org/officeDocument/2006/relationships" xmlns:m="http://schemas.openxmlformats.org/officeDocument/2006/math" xmlns:v="urn:schemas-microsoft-com:vml" xmlns:wp14="http://schemas.microsoft.com/office/word/2010/wordprocessingDrawing" xmlns:wp="http://schemas.openxmlformats.org/drawingml/2006/wordprocessingDrawing" xmlns:w10="urn:schemas-microsoft-com:office:word" xmlns:w="http://schemas.openxmlformats.org/wordprocessingml/2006/main" xmlns:w14="http://schemas.microsoft.com/office/word/2010/wordml" xmlns:w15="http://schemas.microsoft.com/office/word/2012/wordml" xmlns:w16cex="http://schemas.microsoft.com/office/word/2018/wordml/cex" xmlns:w16cid="http://schemas.microsoft.com/office/word/2016/wordml/cid" xmlns:w16="http://schemas.microsoft.com/office/word/2018/wordml" xmlns:w16du="http://schemas.microsoft.com/office/word/2023/wordml/word16du" xmlns:w16sdtdh="http://schemas.microsoft.com/office/word/2020/wordml/sdtdatahash" xmlns:w16se="http://schemas.microsoft.com/office/word/2015/wordml/symex" xmlns:wpg="http://schemas.microsoft.com/office/word/2010/wordprocessingGroup" xmlns:wpi="http://schemas.microsoft.com/office/word/2010/wordprocessingInk" xmlns:wne="http://schemas.microsoft.com/office/word/2006/wordml" xmlns:wps="http://schemas.microsoft.com/office/word/2010/wordprocessingShape" mc:Ignorable="w14 w15 w16se w16cid w16 w16cex w16sdtdh w16du wp14">
   <w:body>
     <w:p>
       <w:pPr>
-        <w:pStyle w:val="Normal"/>
-        <w:bidi w:val="0"/>
         <w:jc w:val="center"/>
         <w:rPr>
           <w:rFonts w:ascii="Calibri" w:hAnsi="Calibri"/>
@@ -28,58 +26,28 @@
     </w:p>
     <w:p>
       <w:pPr>
-        <w:pStyle w:val="Normal"/>
-        <w:bidi w:val="0"/>
         <w:jc w:val="center"/>
         <w:rPr>
           <w:rFonts w:ascii="Calibri" w:hAnsi="Calibri"/>
           <w:b/>
           <w:bCs/>
-          <w:sz w:val="24"/>
-          <w:szCs w:val="24"/>
-        </w:rPr>
-      </w:pPr>
-      <w:r>
-        <w:rPr>
-          <w:rFonts w:ascii="Calibri" w:hAnsi="Calibri"/>
-          <w:b/>
-          <w:bCs/>
-          <w:sz w:val="24"/>
-          <w:szCs w:val="24"/>
-        </w:rPr>
-      </w:r>
-    </w:p>
-    <w:p>
-      <w:pPr>
-        <w:pStyle w:val="Normal"/>
-        <w:bidi w:val="0"/>
+        </w:rPr>
+      </w:pPr>
+    </w:p>
+    <w:p>
+      <w:pPr>
         <w:jc w:val="both"/>
-        <w:rPr/>
-      </w:pPr>
-      <w:r>
-        <w:rPr>
-          <w:rFonts w:ascii="Calibri" w:hAnsi="Calibri"/>
-          <w:b w:val="false"/>
-          <w:bCs w:val="false"/>
-          <w:sz w:val="24"/>
-          <w:szCs w:val="24"/>
-        </w:rPr>
-        <w:t xml:space="preserve">China’s one belt one road has never been so successful. </w:t>
-      </w:r>
-      <w:r>
-        <w:rPr>
-          <w:rFonts w:ascii="Calibri" w:hAnsi="Calibri"/>
-          <w:sz w:val="24"/>
-          <w:szCs w:val="24"/>
-        </w:rPr>
-        <w:t xml:space="preserve">The </w:t>
-      </w:r>
-      <w:r>
-        <w:rPr>
-          <w:rStyle w:val="Strong"/>
-          <w:rFonts w:ascii="Calibri" w:hAnsi="Calibri"/>
-          <w:sz w:val="24"/>
-          <w:szCs w:val="24"/>
+      </w:pPr>
+      <w:r>
+        <w:rPr>
+          <w:rFonts w:ascii="Calibri" w:hAnsi="Calibri"/>
+        </w:rPr>
+        <w:t xml:space="preserve">China’s one belt one road has never been so successful. The </w:t>
+      </w:r>
+      <w:r>
+        <w:rPr>
+          <w:rStyle w:val="Strong"/>
+          <w:rFonts w:ascii="Calibri" w:hAnsi="Calibri"/>
         </w:rPr>
         <w:t>Belt and Road Initiative (BRI)</w:t>
       </w:r>
@@ -87,10 +55,15 @@
         <w:rPr>
           <w:rStyle w:val="Strong"/>
           <w:rFonts w:ascii="Calibri" w:hAnsi="Calibri"/>
-          <w:b w:val="false"/>
-          <w:bCs w:val="false"/>
-          <w:sz w:val="24"/>
-          <w:szCs w:val="24"/>
+          <w:b w:val="0"/>
+          <w:bCs w:val="0"/>
+        </w:rPr>
+        <w:t xml:space="preserve"> also known</w:t>
+      </w:r>
+      <w:r>
+        <w:rPr>
+          <w:rStyle w:val="Strong"/>
+          <w:rFonts w:ascii="Calibri" w:hAnsi="Calibri"/>
         </w:rPr>
         <w:t xml:space="preserve"> </w:t>
       </w:r>
@@ -98,30 +71,8 @@
         <w:rPr>
           <w:rStyle w:val="Strong"/>
           <w:rFonts w:ascii="Calibri" w:hAnsi="Calibri"/>
-          <w:b w:val="false"/>
-          <w:bCs w:val="false"/>
-          <w:sz w:val="24"/>
-          <w:szCs w:val="24"/>
-        </w:rPr>
-        <w:t>also known</w:t>
-      </w:r>
-      <w:r>
-        <w:rPr>
-          <w:rStyle w:val="Strong"/>
-          <w:rFonts w:ascii="Calibri" w:hAnsi="Calibri"/>
-          <w:sz w:val="24"/>
-          <w:szCs w:val="24"/>
-        </w:rPr>
-        <w:t xml:space="preserve"> </w:t>
-      </w:r>
-      <w:r>
-        <w:rPr>
-          <w:rStyle w:val="Strong"/>
-          <w:rFonts w:ascii="Calibri" w:hAnsi="Calibri"/>
-          <w:b w:val="false"/>
-          <w:bCs w:val="false"/>
-          <w:sz w:val="24"/>
-          <w:szCs w:val="24"/>
+          <w:b w:val="0"/>
+          <w:bCs w:val="0"/>
         </w:rPr>
         <w:t>as</w:t>
       </w:r>
@@ -129,35 +80,19 @@
         <w:rPr>
           <w:rStyle w:val="Strong"/>
           <w:rFonts w:ascii="Calibri" w:hAnsi="Calibri"/>
-          <w:sz w:val="24"/>
-          <w:szCs w:val="24"/>
         </w:rPr>
         <w:t xml:space="preserve"> One Belt One Road (OBOR)</w:t>
       </w:r>
       <w:r>
         <w:rPr>
           <w:rFonts w:ascii="Calibri" w:hAnsi="Calibri"/>
-          <w:b w:val="false"/>
-          <w:bCs w:val="false"/>
-          <w:sz w:val="24"/>
-          <w:szCs w:val="24"/>
-        </w:rPr>
-        <w:t xml:space="preserve"> </w:t>
-      </w:r>
-      <w:r>
-        <w:rPr>
-          <w:rFonts w:ascii="Calibri" w:hAnsi="Calibri"/>
-          <w:sz w:val="24"/>
-          <w:szCs w:val="24"/>
-        </w:rPr>
-        <w:t xml:space="preserve">involves </w:t>
-      </w:r>
-      <w:r>
-        <w:rPr>
-          <w:rStyle w:val="Strong"/>
-          <w:rFonts w:ascii="Calibri" w:hAnsi="Calibri"/>
-          <w:sz w:val="24"/>
-          <w:szCs w:val="24"/>
+        </w:rPr>
+        <w:t xml:space="preserve"> involves </w:t>
+      </w:r>
+      <w:r>
+        <w:rPr>
+          <w:rStyle w:val="Strong"/>
+          <w:rFonts w:ascii="Calibri" w:hAnsi="Calibri"/>
         </w:rPr>
         <w:t xml:space="preserve">138 countries. </w:t>
       </w:r>
@@ -165,10 +100,8 @@
         <w:rPr>
           <w:rStyle w:val="Strong"/>
           <w:rFonts w:ascii="Calibri" w:hAnsi="Calibri"/>
-          <w:b w:val="false"/>
-          <w:bCs w:val="false"/>
-          <w:sz w:val="24"/>
-          <w:szCs w:val="24"/>
+          <w:b w:val="0"/>
+          <w:bCs w:val="0"/>
         </w:rPr>
         <w:t xml:space="preserve">These countries are spread across all continents, including 38 in Sub-Saharan Africa, 34 in Europe and Central Asia, 25 in East Asia and the Pacific, 17 in the Middle East and North Africa, 18 in Latin America and the Caribbean, and 6 in South East Asia. </w:t>
       </w:r>
@@ -176,8 +109,6 @@
         <w:rPr>
           <w:rStyle w:val="Strong"/>
           <w:rFonts w:ascii="Calibri" w:hAnsi="Calibri"/>
-          <w:sz w:val="24"/>
-          <w:szCs w:val="24"/>
         </w:rPr>
         <w:t>One Belt One Road (OBOR)</w:t>
       </w:r>
@@ -185,38 +116,27 @@
         <w:rPr>
           <w:rStyle w:val="Strong"/>
           <w:rFonts w:ascii="Calibri" w:hAnsi="Calibri"/>
-          <w:b w:val="false"/>
-          <w:bCs w:val="false"/>
-          <w:sz w:val="24"/>
-          <w:szCs w:val="24"/>
+          <w:b w:val="0"/>
+          <w:bCs w:val="0"/>
         </w:rPr>
         <w:t>, is a global infrastructure development strategy adopted by the Chinese government in 2013. The initiative aims to enhance global trade and stimulate economic growth across Asia and beyond by developing trade routes and infrastructure projects.</w:t>
       </w:r>
     </w:p>
     <w:p>
       <w:pPr>
-        <w:pStyle w:val="Normal"/>
-        <w:bidi w:val="0"/>
         <w:jc w:val="both"/>
         <w:rPr>
           <w:rStyle w:val="Strong"/>
           <w:rFonts w:ascii="Calibri" w:hAnsi="Calibri"/>
-          <w:b w:val="false"/>
-          <w:bCs w:val="false"/>
-          <w:sz w:val="24"/>
-          <w:szCs w:val="24"/>
-        </w:rPr>
-      </w:pPr>
-      <w:r>
-        <w:rPr/>
-      </w:r>
+          <w:b w:val="0"/>
+          <w:bCs w:val="0"/>
+        </w:rPr>
+      </w:pPr>
     </w:p>
     <w:p>
       <w:pPr>
         <w:pStyle w:val="Heading3"/>
-        <w:bidi w:val="0"/>
         <w:jc w:val="both"/>
-        <w:rPr/>
       </w:pPr>
       <w:r>
         <w:rPr>
@@ -238,13 +158,8 @@
           <w:numId w:val="1"/>
         </w:numPr>
         <w:tabs>
-          <w:tab w:val="clear" w:pos="709"/>
-          <w:tab w:val="left" w:pos="709" w:leader="none"/>
-        </w:tabs>
-        <w:bidi w:val="0"/>
-        <w:ind w:hanging="283" w:start="709"/>
-        <w:jc w:val="start"/>
-        <w:rPr/>
+          <w:tab w:val="left" w:pos="709"/>
+        </w:tabs>
       </w:pPr>
       <w:r>
         <w:rPr>
@@ -268,13 +183,8 @@
           <w:numId w:val="1"/>
         </w:numPr>
         <w:tabs>
-          <w:tab w:val="clear" w:pos="709"/>
-          <w:tab w:val="left" w:pos="709" w:leader="none"/>
-        </w:tabs>
-        <w:bidi w:val="0"/>
-        <w:ind w:hanging="283" w:start="709" w:end="0"/>
-        <w:jc w:val="start"/>
-        <w:rPr/>
+          <w:tab w:val="left" w:pos="709"/>
+        </w:tabs>
       </w:pPr>
       <w:r>
         <w:rPr>
@@ -293,9 +203,6 @@
     <w:p>
       <w:pPr>
         <w:pStyle w:val="Heading3"/>
-        <w:bidi w:val="0"/>
-        <w:ind w:hanging="0" w:start="0" w:end="0"/>
-        <w:jc w:val="start"/>
         <w:rPr>
           <w:rFonts w:ascii="Calibri" w:hAnsi="Calibri"/>
           <w:sz w:val="24"/>
@@ -308,15 +215,7 @@
           <w:sz w:val="24"/>
           <w:szCs w:val="24"/>
         </w:rPr>
-        <w:t xml:space="preserve">Objectives </w:t>
-      </w:r>
-      <w:r>
-        <w:rPr>
-          <w:rFonts w:ascii="Calibri" w:hAnsi="Calibri"/>
-          <w:sz w:val="24"/>
-          <w:szCs w:val="24"/>
-        </w:rPr>
-        <w:t>of BRI</w:t>
+        <w:t>Objectives of BRI</w:t>
       </w:r>
     </w:p>
     <w:p>
@@ -327,28 +226,19 @@
           <w:numId w:val="2"/>
         </w:numPr>
         <w:tabs>
-          <w:tab w:val="clear" w:pos="709"/>
-          <w:tab w:val="left" w:pos="709" w:leader="none"/>
-        </w:tabs>
-        <w:bidi w:val="0"/>
-        <w:ind w:hanging="283" w:start="709"/>
-        <w:jc w:val="start"/>
-        <w:rPr/>
-      </w:pPr>
-      <w:r>
-        <w:rPr>
-          <w:rStyle w:val="Strong"/>
-          <w:rFonts w:ascii="Calibri" w:hAnsi="Calibri"/>
-          <w:sz w:val="24"/>
-          <w:szCs w:val="24"/>
+          <w:tab w:val="left" w:pos="709"/>
+        </w:tabs>
+      </w:pPr>
+      <w:r>
+        <w:rPr>
+          <w:rStyle w:val="Strong"/>
+          <w:rFonts w:ascii="Calibri" w:hAnsi="Calibri"/>
         </w:rPr>
         <w:t>Policy Coordination</w:t>
       </w:r>
       <w:r>
         <w:rPr>
           <w:rFonts w:ascii="Calibri" w:hAnsi="Calibri"/>
-          <w:sz w:val="24"/>
-          <w:szCs w:val="24"/>
         </w:rPr>
         <w:t>: Promoting policy coordination among participating countries.</w:t>
       </w:r>
@@ -361,28 +251,19 @@
           <w:numId w:val="2"/>
         </w:numPr>
         <w:tabs>
-          <w:tab w:val="clear" w:pos="709"/>
-          <w:tab w:val="left" w:pos="709" w:leader="none"/>
-        </w:tabs>
-        <w:bidi w:val="0"/>
-        <w:ind w:hanging="283" w:start="709" w:end="0"/>
-        <w:jc w:val="start"/>
-        <w:rPr/>
-      </w:pPr>
-      <w:r>
-        <w:rPr>
-          <w:rStyle w:val="Strong"/>
-          <w:rFonts w:ascii="Calibri" w:hAnsi="Calibri"/>
-          <w:sz w:val="24"/>
-          <w:szCs w:val="24"/>
+          <w:tab w:val="left" w:pos="709"/>
+        </w:tabs>
+      </w:pPr>
+      <w:r>
+        <w:rPr>
+          <w:rStyle w:val="Strong"/>
+          <w:rFonts w:ascii="Calibri" w:hAnsi="Calibri"/>
         </w:rPr>
         <w:t>Facilities Connectivity</w:t>
       </w:r>
       <w:r>
         <w:rPr>
           <w:rFonts w:ascii="Calibri" w:hAnsi="Calibri"/>
-          <w:sz w:val="24"/>
-          <w:szCs w:val="24"/>
         </w:rPr>
         <w:t>: Enhancing connectivity through infrastructure development.</w:t>
       </w:r>
@@ -395,28 +276,19 @@
           <w:numId w:val="2"/>
         </w:numPr>
         <w:tabs>
-          <w:tab w:val="clear" w:pos="709"/>
-          <w:tab w:val="left" w:pos="709" w:leader="none"/>
-        </w:tabs>
-        <w:bidi w:val="0"/>
-        <w:ind w:hanging="283" w:start="709" w:end="0"/>
-        <w:jc w:val="start"/>
-        <w:rPr/>
-      </w:pPr>
-      <w:r>
-        <w:rPr>
-          <w:rStyle w:val="Strong"/>
-          <w:rFonts w:ascii="Calibri" w:hAnsi="Calibri"/>
-          <w:sz w:val="24"/>
-          <w:szCs w:val="24"/>
+          <w:tab w:val="left" w:pos="709"/>
+        </w:tabs>
+      </w:pPr>
+      <w:r>
+        <w:rPr>
+          <w:rStyle w:val="Strong"/>
+          <w:rFonts w:ascii="Calibri" w:hAnsi="Calibri"/>
         </w:rPr>
         <w:t>Unimpeded Trade</w:t>
       </w:r>
       <w:r>
         <w:rPr>
           <w:rFonts w:ascii="Calibri" w:hAnsi="Calibri"/>
-          <w:sz w:val="24"/>
-          <w:szCs w:val="24"/>
         </w:rPr>
         <w:t>: Facilitating trade by reducing barriers.</w:t>
       </w:r>
@@ -429,28 +301,19 @@
           <w:numId w:val="2"/>
         </w:numPr>
         <w:tabs>
-          <w:tab w:val="clear" w:pos="709"/>
-          <w:tab w:val="left" w:pos="709" w:leader="none"/>
-        </w:tabs>
-        <w:bidi w:val="0"/>
-        <w:ind w:hanging="283" w:start="709" w:end="0"/>
-        <w:jc w:val="start"/>
-        <w:rPr/>
-      </w:pPr>
-      <w:r>
-        <w:rPr>
-          <w:rStyle w:val="Strong"/>
-          <w:rFonts w:ascii="Calibri" w:hAnsi="Calibri"/>
-          <w:sz w:val="24"/>
-          <w:szCs w:val="24"/>
+          <w:tab w:val="left" w:pos="709"/>
+        </w:tabs>
+      </w:pPr>
+      <w:r>
+        <w:rPr>
+          <w:rStyle w:val="Strong"/>
+          <w:rFonts w:ascii="Calibri" w:hAnsi="Calibri"/>
         </w:rPr>
         <w:t>Financial Integration</w:t>
       </w:r>
       <w:r>
         <w:rPr>
           <w:rFonts w:ascii="Calibri" w:hAnsi="Calibri"/>
-          <w:sz w:val="24"/>
-          <w:szCs w:val="24"/>
         </w:rPr>
         <w:t>: Encouraging financial integration and cooperation.</w:t>
       </w:r>
@@ -463,28 +326,19 @@
           <w:numId w:val="2"/>
         </w:numPr>
         <w:tabs>
-          <w:tab w:val="clear" w:pos="709"/>
-          <w:tab w:val="left" w:pos="709" w:leader="none"/>
-        </w:tabs>
-        <w:bidi w:val="0"/>
-        <w:ind w:hanging="283" w:start="709" w:end="0"/>
-        <w:jc w:val="start"/>
-        <w:rPr/>
-      </w:pPr>
-      <w:r>
-        <w:rPr>
-          <w:rStyle w:val="Strong"/>
-          <w:rFonts w:ascii="Calibri" w:hAnsi="Calibri"/>
-          <w:sz w:val="24"/>
-          <w:szCs w:val="24"/>
+          <w:tab w:val="left" w:pos="709"/>
+        </w:tabs>
+      </w:pPr>
+      <w:r>
+        <w:rPr>
+          <w:rStyle w:val="Strong"/>
+          <w:rFonts w:ascii="Calibri" w:hAnsi="Calibri"/>
         </w:rPr>
         <w:t>People-to-People Bonds</w:t>
       </w:r>
       <w:r>
         <w:rPr>
           <w:rFonts w:ascii="Calibri" w:hAnsi="Calibri"/>
-          <w:sz w:val="24"/>
-          <w:szCs w:val="24"/>
         </w:rPr>
         <w:t>: Strengthening cultural and educational ties.</w:t>
       </w:r>
@@ -492,92 +346,59 @@
     <w:p>
       <w:pPr>
         <w:pStyle w:val="BodyText"/>
-        <w:bidi w:val="0"/>
-        <w:ind w:hanging="0" w:start="0" w:end="0"/>
-        <w:jc w:val="start"/>
-        <w:rPr>
-          <w:rFonts w:ascii="Calibri" w:hAnsi="Calibri"/>
-          <w:sz w:val="24"/>
-          <w:szCs w:val="24"/>
-        </w:rPr>
-      </w:pPr>
-      <w:r>
-        <w:rPr/>
-      </w:r>
+        <w:rPr>
+          <w:rFonts w:ascii="Calibri" w:hAnsi="Calibri"/>
+        </w:rPr>
+      </w:pPr>
     </w:p>
     <w:p>
       <w:pPr>
         <w:pStyle w:val="BodyText"/>
-        <w:bidi w:val="0"/>
-        <w:ind w:hanging="0" w:start="0" w:end="0"/>
         <w:jc w:val="both"/>
-        <w:rPr/>
-      </w:pPr>
-      <w:r>
-        <w:rPr>
-          <w:rFonts w:ascii="Calibri" w:hAnsi="Calibri"/>
-          <w:sz w:val="24"/>
-          <w:szCs w:val="24"/>
-        </w:rPr>
-        <w:t xml:space="preserve">The BRI has led to numerous projects, including </w:t>
-      </w:r>
-      <w:r>
-        <w:rPr>
-          <w:rFonts w:ascii="Calibri" w:hAnsi="Calibri"/>
-          <w:sz w:val="24"/>
-          <w:szCs w:val="24"/>
-        </w:rPr>
-        <w:t xml:space="preserve">high speed </w:t>
-      </w:r>
-      <w:r>
-        <w:rPr>
-          <w:rFonts w:ascii="Calibri" w:hAnsi="Calibri"/>
-          <w:sz w:val="24"/>
-          <w:szCs w:val="24"/>
-        </w:rPr>
-        <w:t xml:space="preserve">railways, highways, ports, and energy projects in various countries. It has significantly increased China's economic and political influence globally. </w:t>
-      </w:r>
-      <w:r>
-        <w:rPr>
-          <w:rFonts w:ascii="Calibri" w:hAnsi="Calibri"/>
-          <w:sz w:val="24"/>
-          <w:szCs w:val="24"/>
-        </w:rPr>
-        <w:t>Not talking about the sea routes, what so special about this project? “</w:t>
+      </w:pPr>
+      <w:r>
+        <w:rPr>
+          <w:rFonts w:ascii="Calibri" w:hAnsi="Calibri"/>
+        </w:rPr>
+        <w:t>The BRI has led to numerous projects, including high speed railways, highways, ports, and energy projects in various countries. It has significantly increased China's economic and political influence globally. Not talking about the sea routes, what so special about this project? “</w:t>
       </w:r>
       <w:r>
         <w:rPr>
           <w:rFonts w:ascii="Calibri" w:hAnsi="Calibri"/>
           <w:b/>
           <w:bCs/>
-          <w:sz w:val="24"/>
-          <w:szCs w:val="24"/>
         </w:rPr>
         <w:t>Connection</w:t>
       </w:r>
       <w:r>
         <w:rPr>
           <w:rFonts w:ascii="Calibri" w:hAnsi="Calibri"/>
-          <w:sz w:val="24"/>
-          <w:szCs w:val="24"/>
-        </w:rPr>
-        <w:t>”, in order to connect to other neighboring countries, China adopt a strategy of building “</w:t>
+        </w:rPr>
+        <w:t xml:space="preserve">”, in order to connect to other neighboring countries, China </w:t>
+      </w:r>
+      <w:r>
+        <w:rPr>
+          <w:rFonts w:ascii="Calibri" w:hAnsi="Calibri"/>
+        </w:rPr>
+        <w:t>adopts</w:t>
+      </w:r>
+      <w:r>
+        <w:rPr>
+          <w:rFonts w:ascii="Calibri" w:hAnsi="Calibri"/>
+        </w:rPr>
+        <w:t xml:space="preserve"> a strategy of building “</w:t>
       </w:r>
       <w:r>
         <w:rPr>
           <w:rFonts w:ascii="Calibri" w:hAnsi="Calibri"/>
           <w:b/>
           <w:bCs/>
-          <w:sz w:val="24"/>
-          <w:szCs w:val="24"/>
         </w:rPr>
         <w:t>High Speed Railways</w:t>
       </w:r>
       <w:r>
         <w:rPr>
           <w:rFonts w:ascii="Calibri" w:hAnsi="Calibri"/>
-          <w:sz w:val="24"/>
-          <w:szCs w:val="24"/>
         </w:rPr>
         <w:t>”, “</w:t>
       </w:r>
@@ -586,16 +407,12 @@
           <w:rFonts w:ascii="Calibri" w:hAnsi="Calibri"/>
           <w:b/>
           <w:bCs/>
-          <w:sz w:val="24"/>
-          <w:szCs w:val="24"/>
         </w:rPr>
         <w:t>Highways</w:t>
       </w:r>
       <w:r>
         <w:rPr>
           <w:rFonts w:ascii="Calibri" w:hAnsi="Calibri"/>
-          <w:sz w:val="24"/>
-          <w:szCs w:val="24"/>
         </w:rPr>
         <w:t>” and even “</w:t>
       </w:r>
@@ -604,16 +421,12 @@
           <w:rFonts w:ascii="Calibri" w:hAnsi="Calibri"/>
           <w:b/>
           <w:bCs/>
-          <w:sz w:val="24"/>
-          <w:szCs w:val="24"/>
         </w:rPr>
         <w:t>Bridges</w:t>
       </w:r>
       <w:r>
         <w:rPr>
           <w:rFonts w:ascii="Calibri" w:hAnsi="Calibri"/>
-          <w:sz w:val="24"/>
-          <w:szCs w:val="24"/>
         </w:rPr>
         <w:t>” in order to connect nearby countries. This overland routes approaches connecting China to Europe through Central Asia. By using</w:t>
       </w:r>
@@ -622,52 +435,76 @@
           <w:rFonts w:ascii="Calibri" w:hAnsi="Calibri"/>
           <w:b/>
           <w:bCs/>
-          <w:sz w:val="24"/>
-          <w:szCs w:val="24"/>
         </w:rPr>
         <w:t xml:space="preserve"> high speed </w:t>
       </w:r>
       <w:r>
         <w:rPr>
           <w:rFonts w:ascii="Calibri" w:hAnsi="Calibri"/>
-          <w:sz w:val="24"/>
-          <w:szCs w:val="24"/>
-        </w:rPr>
-        <w:t>transport, product or goods can be transfer to other countries within days. This approach not only connects nearby countries, it also stimulate business activities among countries and even reach other countries that is not possible before. Another huge advantages is lowering the price of the products. Why? “</w:t>
+        </w:rPr>
+        <w:t xml:space="preserve">transport, product or goods can be transfer to other countries within days. This approach not only connects nearby countries, it also </w:t>
+      </w:r>
+      <w:r>
+        <w:rPr>
+          <w:rFonts w:ascii="Calibri" w:hAnsi="Calibri"/>
+        </w:rPr>
+        <w:t>stimulates</w:t>
+      </w:r>
+      <w:r>
+        <w:rPr>
+          <w:rFonts w:ascii="Calibri" w:hAnsi="Calibri"/>
+        </w:rPr>
+        <w:t xml:space="preserve"> business activities among countries and even reach other countries that is not possible before. Another huge </w:t>
+      </w:r>
+      <w:r>
+        <w:rPr>
+          <w:rFonts w:ascii="Calibri" w:hAnsi="Calibri"/>
+        </w:rPr>
+        <w:t>advantage</w:t>
+      </w:r>
+      <w:r>
+        <w:rPr>
+          <w:rFonts w:ascii="Calibri" w:hAnsi="Calibri"/>
+        </w:rPr>
+        <w:t xml:space="preserve"> is lowering the price of the products. Why? “</w:t>
       </w:r>
       <w:r>
         <w:rPr>
           <w:rFonts w:ascii="Calibri" w:hAnsi="Calibri"/>
           <w:b/>
           <w:bCs/>
-          <w:sz w:val="24"/>
-          <w:szCs w:val="24"/>
         </w:rPr>
         <w:t>Speed</w:t>
       </w:r>
       <w:r>
         <w:rPr>
           <w:rFonts w:ascii="Calibri" w:hAnsi="Calibri"/>
-          <w:sz w:val="24"/>
-          <w:szCs w:val="24"/>
-        </w:rPr>
-        <w:t xml:space="preserve">”, China invest a lot of money by building “High Speed railways”. Several factors affect the price of the products, </w:t>
+        </w:rPr>
+        <w:t xml:space="preserve">”, China </w:t>
+      </w:r>
+      <w:r>
+        <w:rPr>
+          <w:rFonts w:ascii="Calibri" w:hAnsi="Calibri"/>
+        </w:rPr>
+        <w:t>invests</w:t>
+      </w:r>
+      <w:r>
+        <w:rPr>
+          <w:rFonts w:ascii="Calibri" w:hAnsi="Calibri"/>
+        </w:rPr>
+        <w:t xml:space="preserve"> a lot of money by building “High Speed railways”. Several factors affect the price of the products, </w:t>
       </w:r>
       <w:r>
         <w:rPr>
           <w:rFonts w:ascii="Calibri" w:hAnsi="Calibri"/>
           <w:b/>
           <w:bCs/>
-          <w:sz w:val="24"/>
-          <w:szCs w:val="24"/>
         </w:rPr>
         <w:t>transportation and Storage</w:t>
       </w:r>
       <w:r>
         <w:rPr>
           <w:rFonts w:ascii="Calibri" w:hAnsi="Calibri"/>
-          <w:sz w:val="24"/>
-          <w:szCs w:val="24"/>
         </w:rPr>
         <w:t xml:space="preserve"> is the major part. Let’s take an example of “Electric Car”. China export “Electric Cars” to several countries, before this approach, ship transport and slow railway network is the only choice, which takes weeks for transporting. After the “Electric Cars” arrival at the </w:t>
       </w:r>
@@ -678,34 +515,50 @@
     <w:p>
       <w:pPr>
         <w:pStyle w:val="BodyText"/>
-        <w:bidi w:val="0"/>
-        <w:ind w:hanging="0" w:start="0" w:end="0"/>
         <w:jc w:val="both"/>
-        <w:rPr/>
-      </w:pPr>
-      <w:r>
-        <w:rPr>
-          <w:rFonts w:ascii="Calibri" w:hAnsi="Calibri"/>
-          <w:sz w:val="24"/>
-          <w:szCs w:val="24"/>
-        </w:rPr>
-        <w:t>destination country, another steps is “Storage”.  Massive Storage space are required for storing “Electric Cars”, which adds additional payload to the price. How “</w:t>
+      </w:pPr>
+      <w:r>
+        <w:rPr>
+          <w:rFonts w:ascii="Calibri" w:hAnsi="Calibri"/>
+        </w:rPr>
+        <w:lastRenderedPageBreak/>
+        <w:t xml:space="preserve">destination country, another </w:t>
+      </w:r>
+      <w:r>
+        <w:rPr>
+          <w:rFonts w:ascii="Calibri" w:hAnsi="Calibri"/>
+        </w:rPr>
+        <w:t>step</w:t>
+      </w:r>
+      <w:r>
+        <w:rPr>
+          <w:rFonts w:ascii="Calibri" w:hAnsi="Calibri"/>
+        </w:rPr>
+        <w:t xml:space="preserve"> is “Storage”.  Massive Storage space </w:t>
+      </w:r>
+      <w:r>
+        <w:rPr>
+          <w:rFonts w:ascii="Calibri" w:hAnsi="Calibri"/>
+        </w:rPr>
+        <w:t>is</w:t>
+      </w:r>
+      <w:r>
+        <w:rPr>
+          <w:rFonts w:ascii="Calibri" w:hAnsi="Calibri"/>
+        </w:rPr>
+        <w:t xml:space="preserve"> required for storing “Electric Cars”, which adds additional payload to the price. How “</w:t>
       </w:r>
       <w:r>
         <w:rPr>
           <w:rFonts w:ascii="Calibri" w:hAnsi="Calibri"/>
           <w:b/>
           <w:bCs/>
-          <w:sz w:val="24"/>
-          <w:szCs w:val="24"/>
         </w:rPr>
         <w:t>One belt one road”</w:t>
       </w:r>
       <w:r>
         <w:rPr>
           <w:rFonts w:ascii="Calibri" w:hAnsi="Calibri"/>
-          <w:sz w:val="24"/>
-          <w:szCs w:val="24"/>
         </w:rPr>
         <w:t xml:space="preserve"> approach solve this issue? For instance, before if I want to buy an electrical car in </w:t>
       </w:r>
@@ -714,271 +567,200 @@
           <w:rFonts w:ascii="Calibri" w:hAnsi="Calibri"/>
           <w:b/>
           <w:bCs/>
-          <w:sz w:val="24"/>
-          <w:szCs w:val="24"/>
         </w:rPr>
         <w:t>Europe</w:t>
       </w:r>
       <w:r>
         <w:rPr>
           <w:rFonts w:ascii="Calibri" w:hAnsi="Calibri"/>
-          <w:sz w:val="24"/>
-          <w:szCs w:val="24"/>
-        </w:rPr>
-        <w:t xml:space="preserve">, I will go to the selling point and select the car, if the car is in the warehouse, I will be able to collect within days, if not, I need to make a deposit and needs to wait for weeks or even a month time in order to collect </w:t>
-      </w:r>
-      <w:r>
-        <w:rPr>
-          <w:rFonts w:ascii="Calibri" w:hAnsi="Calibri"/>
-          <w:sz w:val="24"/>
-          <w:szCs w:val="24"/>
-        </w:rPr>
-        <w:t>it</w:t>
-      </w:r>
-      <w:r>
-        <w:rPr>
-          <w:rFonts w:ascii="Calibri" w:hAnsi="Calibri"/>
-          <w:sz w:val="24"/>
-          <w:szCs w:val="24"/>
-        </w:rPr>
-        <w:t xml:space="preserve">. How this approach benefits? First, I </w:t>
-      </w:r>
-      <w:r>
-        <w:rPr>
-          <w:rFonts w:ascii="Calibri" w:hAnsi="Calibri"/>
-          <w:sz w:val="24"/>
-          <w:szCs w:val="24"/>
-        </w:rPr>
-        <w:t xml:space="preserve">will </w:t>
-      </w:r>
-      <w:r>
-        <w:rPr>
-          <w:rFonts w:ascii="Calibri" w:hAnsi="Calibri"/>
-          <w:sz w:val="24"/>
-          <w:szCs w:val="24"/>
-        </w:rPr>
-        <w:t xml:space="preserve">go to the selling point and select an electric car for purchasing. Now this time, the car is not in the warehouse. Where? In the nearby country. The sales will collect all the orders from all the sales point on that day. Then the sales will contact the nearby country and make the order, for instance, for that day all together there are 2000 cars being ordered. The sales just need to </w:t>
-      </w:r>
-      <w:r>
-        <w:rPr>
-          <w:rFonts w:ascii="Calibri" w:hAnsi="Calibri"/>
-          <w:sz w:val="24"/>
-          <w:szCs w:val="24"/>
-        </w:rPr>
-        <w:t>contact the nearby country and make a 2000 car booking. By using “High Speed” transport the cars can be transport within days or even the day after. When the 2000 cars arrived at the destination, what so special? It doesn’t need to store in the warehouse, you just need to transport it to the selling point for the client to collect it. This “</w:t>
+        </w:rPr>
+        <w:t>, I will go to the selling point and select the car, if the car is in the warehouse, I will be able to collect within days, if not, I need to make a deposit and needs to wait for weeks or even a month time in order to collect it. How this approach benefits? First, I will go to the selling point and select an electric car for purchasing. Now this time, the car is not in the warehouse. Where? In the nearby country. The sales will collect all the orders from all the sales point on that day. Then the sales will contact the nearby country and make the order, for instance, for that day all together there are 2000 cars being ordered. The sales just need to contact the nearby country and make a 2000 car booking. By using “High Speed” transport the cars can be transport within days or even the day after. When the 2000 cars arrived at the destination, what so special? It doesn’t need to store in the warehouse, you just need to transport it to the selling point for the client to collect it. This “</w:t>
       </w:r>
       <w:r>
         <w:rPr>
           <w:rFonts w:ascii="Calibri" w:hAnsi="Calibri"/>
           <w:b/>
           <w:bCs/>
-          <w:sz w:val="24"/>
-          <w:szCs w:val="24"/>
         </w:rPr>
         <w:t>JUST IN TIME - JIT</w:t>
       </w:r>
       <w:r>
         <w:rPr>
           <w:rFonts w:ascii="Calibri" w:hAnsi="Calibri"/>
-          <w:sz w:val="24"/>
-          <w:szCs w:val="24"/>
-        </w:rPr>
-        <w:t>” approach</w:t>
-      </w:r>
-      <w:r>
-        <w:rPr>
-          <w:rFonts w:ascii="Calibri" w:hAnsi="Calibri"/>
-          <w:sz w:val="24"/>
-          <w:szCs w:val="24"/>
+        </w:rPr>
+        <w:t xml:space="preserve">” approach not only reduce the price of the product and also greatly reduce the transporting time which benefits when transporting fresh food. </w:t>
+      </w:r>
+    </w:p>
+    <w:p>
+      <w:pPr>
+        <w:pStyle w:val="BodyText"/>
+      </w:pPr>
+      <w:r>
+        <w:rPr>
+          <w:rFonts w:ascii="Calibri" w:hAnsi="Calibri"/>
         </w:rPr>
         <w:t xml:space="preserve"> </w:t>
       </w:r>
-      <w:r>
-        <w:rPr>
-          <w:rFonts w:ascii="Calibri" w:hAnsi="Calibri"/>
-          <w:sz w:val="24"/>
-          <w:szCs w:val="24"/>
-        </w:rPr>
-        <w:t xml:space="preserve">not only reduce the price of the product and also greatly reduce the transporting time which benefits when transporting fresh food. </w:t>
-      </w:r>
-    </w:p>
-    <w:p>
-      <w:pPr>
-        <w:pStyle w:val="BodyText"/>
-        <w:bidi w:val="0"/>
-        <w:ind w:hanging="0" w:start="0" w:end="0"/>
-        <w:jc w:val="start"/>
-        <w:rPr/>
-      </w:pPr>
-      <w:r>
-        <w:rPr>
-          <w:rFonts w:ascii="Calibri" w:hAnsi="Calibri"/>
-        </w:rPr>
-        <w:t xml:space="preserve"> </w:t>
-      </w:r>
-    </w:p>
-    <w:p>
-      <w:pPr>
-        <w:pStyle w:val="Normal"/>
-        <w:bidi w:val="0"/>
+    </w:p>
+    <w:p>
+      <w:pPr>
         <w:jc w:val="both"/>
         <w:rPr>
           <w:rStyle w:val="Strong"/>
           <w:rFonts w:ascii="Calibri" w:hAnsi="Calibri"/>
-          <w:b w:val="false"/>
-          <w:bCs w:val="false"/>
-          <w:sz w:val="24"/>
-          <w:szCs w:val="24"/>
-        </w:rPr>
-      </w:pPr>
-      <w:r>
-        <w:rPr/>
-      </w:r>
+          <w:b w:val="0"/>
+          <w:bCs w:val="0"/>
+        </w:rPr>
+      </w:pPr>
     </w:p>
     <w:sectPr>
-      <w:type w:val="nextPage"/>
       <w:pgSz w:w="12240" w:h="15840"/>
-      <w:pgMar w:left="1134" w:right="1134" w:gutter="0" w:header="0" w:top="1134" w:footer="0" w:bottom="1134"/>
-      <w:pgNumType w:fmt="decimal"/>
-      <w:formProt w:val="false"/>
-      <w:textDirection w:val="lrTb"/>
+      <w:pgMar w:top="1134" w:right="1134" w:bottom="1134" w:left="1134" w:header="0" w:footer="0" w:gutter="0"/>
+      <w:cols w:space="720"/>
+      <w:formProt w:val="0"/>
     </w:sectPr>
   </w:body>
 </w:document>
 </file>
 
 <file path=word/numbering.xml><?xml version="1.0" encoding="utf-8"?>
-<w:numbering xmlns:w="http://schemas.openxmlformats.org/wordprocessingml/2006/main" xmlns:o="urn:schemas-microsoft-com:office:office" xmlns:r="http://schemas.openxmlformats.org/officeDocument/2006/relationships" xmlns:v="urn:schemas-microsoft-com:vml" xmlns:mc="http://schemas.openxmlformats.org/markup-compatibility/2006" xmlns:w14="http://schemas.microsoft.com/office/word/2010/wordml" mc:Ignorable="w14">
-  <w:abstractNum w:abstractNumId="1">
+<w:numbering xmlns:wpc="http://schemas.microsoft.com/office/word/2010/wordprocessingCanvas" xmlns:cx="http://schemas.microsoft.com/office/drawing/2014/chartex" xmlns:cx1="http://schemas.microsoft.com/office/drawing/2015/9/8/chartex" xmlns:cx2="http://schemas.microsoft.com/office/drawing/2015/10/21/chartex" xmlns:cx3="http://schemas.microsoft.com/office/drawing/2016/5/9/chartex" xmlns:cx4="http://schemas.microsoft.com/office/drawing/2016/5/10/chartex" xmlns:cx5="http://schemas.microsoft.com/office/drawing/2016/5/11/chartex" xmlns:cx6="http://schemas.microsoft.com/office/drawing/2016/5/12/chartex" xmlns:cx7="http://schemas.microsoft.com/office/drawing/2016/5/13/chartex" xmlns:cx8="http://schemas.microsoft.com/office/drawing/2016/5/14/chartex" xmlns:mc="http://schemas.openxmlformats.org/markup-compatibility/2006" xmlns:aink="http://schemas.microsoft.com/office/drawing/2016/ink" xmlns:am3d="http://schemas.microsoft.com/office/drawing/2017/model3d" xmlns:o="urn:schemas-microsoft-com:office:office" xmlns:oel="http://schemas.microsoft.com/office/2019/extlst" xmlns:r="http://schemas.openxmlformats.org/officeDocument/2006/relationships" xmlns:m="http://schemas.openxmlformats.org/officeDocument/2006/math" xmlns:v="urn:schemas-microsoft-com:vml" xmlns:wp14="http://schemas.microsoft.com/office/word/2010/wordprocessingDrawing" xmlns:wp="http://schemas.openxmlformats.org/drawingml/2006/wordprocessingDrawing" xmlns:w10="urn:schemas-microsoft-com:office:word" xmlns:w="http://schemas.openxmlformats.org/wordprocessingml/2006/main" xmlns:w14="http://schemas.microsoft.com/office/word/2010/wordml" xmlns:w15="http://schemas.microsoft.com/office/word/2012/wordml" xmlns:w16cex="http://schemas.microsoft.com/office/word/2018/wordml/cex" xmlns:w16cid="http://schemas.microsoft.com/office/word/2016/wordml/cid" xmlns:w16="http://schemas.microsoft.com/office/word/2018/wordml" xmlns:w16du="http://schemas.microsoft.com/office/word/2023/wordml/word16du" xmlns:w16sdtdh="http://schemas.microsoft.com/office/word/2020/wordml/sdtdatahash" xmlns:w16se="http://schemas.microsoft.com/office/word/2015/wordml/symex" xmlns:wpg="http://schemas.microsoft.com/office/word/2010/wordprocessingGroup" xmlns:wpi="http://schemas.microsoft.com/office/word/2010/wordprocessingInk" xmlns:wne="http://schemas.microsoft.com/office/word/2006/wordml" xmlns:wps="http://schemas.microsoft.com/office/word/2010/wordprocessingShape" mc:Ignorable="w14 w15 w16se w16cid w16 w16cex w16sdtdh w16du wp14">
+  <w:abstractNum w:abstractNumId="0" w15:restartNumberingAfterBreak="0">
+    <w:nsid w:val="1B5828E0"/>
+    <w:multiLevelType w:val="multilevel"/>
+    <w:tmpl w:val="8B76C118"/>
     <w:lvl w:ilvl="0">
       <w:start w:val="1"/>
-      <w:numFmt w:val="decimal"/>
-      <w:lvlText w:val="%1."/>
-      <w:lvlJc w:val="start"/>
-      <w:pPr>
-        <w:tabs>
-          <w:tab w:val="num" w:pos="709"/>
-        </w:tabs>
-        <w:ind w:start="709" w:hanging="283"/>
-      </w:pPr>
-      <w:rPr/>
+      <w:numFmt w:val="none"/>
+      <w:suff w:val="nothing"/>
+      <w:lvlText w:val=""/>
+      <w:lvlJc w:val="left"/>
+      <w:pPr>
+        <w:tabs>
+          <w:tab w:val="num" w:pos="0"/>
+        </w:tabs>
+        <w:ind w:left="0" w:firstLine="0"/>
+      </w:pPr>
     </w:lvl>
     <w:lvl w:ilvl="1">
       <w:start w:val="1"/>
-      <w:numFmt w:val="decimal"/>
-      <w:lvlText w:val="%2."/>
-      <w:lvlJc w:val="start"/>
-      <w:pPr>
-        <w:tabs>
-          <w:tab w:val="num" w:pos="1418"/>
-        </w:tabs>
-        <w:ind w:start="1418" w:hanging="283"/>
-      </w:pPr>
-      <w:rPr/>
+      <w:numFmt w:val="none"/>
+      <w:suff w:val="nothing"/>
+      <w:lvlText w:val=""/>
+      <w:lvlJc w:val="left"/>
+      <w:pPr>
+        <w:tabs>
+          <w:tab w:val="num" w:pos="0"/>
+        </w:tabs>
+        <w:ind w:left="0" w:firstLine="0"/>
+      </w:pPr>
     </w:lvl>
     <w:lvl w:ilvl="2">
       <w:start w:val="1"/>
-      <w:numFmt w:val="decimal"/>
-      <w:lvlText w:val="%3."/>
-      <w:lvlJc w:val="start"/>
-      <w:pPr>
-        <w:tabs>
-          <w:tab w:val="num" w:pos="2127"/>
-        </w:tabs>
-        <w:ind w:start="2127" w:hanging="283"/>
-      </w:pPr>
-      <w:rPr/>
+      <w:numFmt w:val="none"/>
+      <w:suff w:val="nothing"/>
+      <w:lvlText w:val=""/>
+      <w:lvlJc w:val="left"/>
+      <w:pPr>
+        <w:tabs>
+          <w:tab w:val="num" w:pos="0"/>
+        </w:tabs>
+        <w:ind w:left="0" w:firstLine="0"/>
+      </w:pPr>
     </w:lvl>
     <w:lvl w:ilvl="3">
       <w:start w:val="1"/>
-      <w:numFmt w:val="decimal"/>
-      <w:lvlText w:val="%4."/>
-      <w:lvlJc w:val="start"/>
-      <w:pPr>
-        <w:tabs>
-          <w:tab w:val="num" w:pos="2836"/>
-        </w:tabs>
-        <w:ind w:start="2836" w:hanging="283"/>
-      </w:pPr>
-      <w:rPr/>
+      <w:numFmt w:val="none"/>
+      <w:suff w:val="nothing"/>
+      <w:lvlText w:val=""/>
+      <w:lvlJc w:val="left"/>
+      <w:pPr>
+        <w:tabs>
+          <w:tab w:val="num" w:pos="0"/>
+        </w:tabs>
+        <w:ind w:left="0" w:firstLine="0"/>
+      </w:pPr>
     </w:lvl>
     <w:lvl w:ilvl="4">
       <w:start w:val="1"/>
-      <w:numFmt w:val="decimal"/>
-      <w:lvlText w:val="%5."/>
-      <w:lvlJc w:val="start"/>
-      <w:pPr>
-        <w:tabs>
-          <w:tab w:val="num" w:pos="3545"/>
-        </w:tabs>
-        <w:ind w:start="3545" w:hanging="283"/>
-      </w:pPr>
-      <w:rPr/>
+      <w:numFmt w:val="none"/>
+      <w:suff w:val="nothing"/>
+      <w:lvlText w:val=""/>
+      <w:lvlJc w:val="left"/>
+      <w:pPr>
+        <w:tabs>
+          <w:tab w:val="num" w:pos="0"/>
+        </w:tabs>
+        <w:ind w:left="0" w:firstLine="0"/>
+      </w:pPr>
     </w:lvl>
     <w:lvl w:ilvl="5">
       <w:start w:val="1"/>
-      <w:numFmt w:val="decimal"/>
-      <w:lvlText w:val="%6."/>
-      <w:lvlJc w:val="start"/>
-      <w:pPr>
-        <w:tabs>
-          <w:tab w:val="num" w:pos="4254"/>
-        </w:tabs>
-        <w:ind w:start="4254" w:hanging="283"/>
-      </w:pPr>
-      <w:rPr/>
+      <w:numFmt w:val="none"/>
+      <w:suff w:val="nothing"/>
+      <w:lvlText w:val=""/>
+      <w:lvlJc w:val="left"/>
+      <w:pPr>
+        <w:tabs>
+          <w:tab w:val="num" w:pos="0"/>
+        </w:tabs>
+        <w:ind w:left="0" w:firstLine="0"/>
+      </w:pPr>
     </w:lvl>
     <w:lvl w:ilvl="6">
       <w:start w:val="1"/>
-      <w:numFmt w:val="decimal"/>
-      <w:lvlText w:val="%7."/>
-      <w:lvlJc w:val="start"/>
-      <w:pPr>
-        <w:tabs>
-          <w:tab w:val="num" w:pos="4963"/>
-        </w:tabs>
-        <w:ind w:start="4963" w:hanging="283"/>
-      </w:pPr>
-      <w:rPr/>
+      <w:numFmt w:val="none"/>
+      <w:suff w:val="nothing"/>
+      <w:lvlText w:val=""/>
+      <w:lvlJc w:val="left"/>
+      <w:pPr>
+        <w:tabs>
+          <w:tab w:val="num" w:pos="0"/>
+        </w:tabs>
+        <w:ind w:left="0" w:firstLine="0"/>
+      </w:pPr>
     </w:lvl>
     <w:lvl w:ilvl="7">
       <w:start w:val="1"/>
-      <w:numFmt w:val="decimal"/>
-      <w:lvlText w:val="%8."/>
-      <w:lvlJc w:val="start"/>
-      <w:pPr>
-        <w:tabs>
-          <w:tab w:val="num" w:pos="5672"/>
-        </w:tabs>
-        <w:ind w:start="5672" w:hanging="283"/>
-      </w:pPr>
-      <w:rPr/>
+      <w:numFmt w:val="none"/>
+      <w:suff w:val="nothing"/>
+      <w:lvlText w:val=""/>
+      <w:lvlJc w:val="left"/>
+      <w:pPr>
+        <w:tabs>
+          <w:tab w:val="num" w:pos="0"/>
+        </w:tabs>
+        <w:ind w:left="0" w:firstLine="0"/>
+      </w:pPr>
     </w:lvl>
     <w:lvl w:ilvl="8">
       <w:start w:val="1"/>
-      <w:numFmt w:val="decimal"/>
-      <w:lvlText w:val="%9."/>
-      <w:lvlJc w:val="start"/>
-      <w:pPr>
-        <w:tabs>
-          <w:tab w:val="num" w:pos="6381"/>
-        </w:tabs>
-        <w:ind w:start="6381" w:hanging="283"/>
-      </w:pPr>
-      <w:rPr/>
+      <w:numFmt w:val="none"/>
+      <w:suff w:val="nothing"/>
+      <w:lvlText w:val=""/>
+      <w:lvlJc w:val="left"/>
+      <w:pPr>
+        <w:tabs>
+          <w:tab w:val="num" w:pos="0"/>
+        </w:tabs>
+        <w:ind w:left="0" w:firstLine="0"/>
+      </w:pPr>
     </w:lvl>
   </w:abstractNum>
-  <w:abstractNum w:abstractNumId="2">
+  <w:abstractNum w:abstractNumId="1" w15:restartNumberingAfterBreak="0">
+    <w:nsid w:val="57A40956"/>
+    <w:multiLevelType w:val="multilevel"/>
+    <w:tmpl w:val="A420CAB6"/>
     <w:lvl w:ilvl="0">
       <w:start w:val="1"/>
       <w:numFmt w:val="bullet"/>
       <w:lvlText w:val=""/>
-      <w:lvlJc w:val="start"/>
+      <w:lvlJc w:val="left"/>
       <w:pPr>
         <w:tabs>
           <w:tab w:val="num" w:pos="709"/>
         </w:tabs>
-        <w:ind w:start="709" w:hanging="283"/>
+        <w:ind w:left="709" w:hanging="283"/>
       </w:pPr>
       <w:rPr>
         <w:rFonts w:ascii="Symbol" w:hAnsi="Symbol" w:cs="Symbol" w:hint="default"/>
@@ -988,12 +770,12 @@
       <w:start w:val="1"/>
       <w:numFmt w:val="bullet"/>
       <w:lvlText w:val=""/>
-      <w:lvlJc w:val="start"/>
+      <w:lvlJc w:val="left"/>
       <w:pPr>
         <w:tabs>
           <w:tab w:val="num" w:pos="1418"/>
         </w:tabs>
-        <w:ind w:start="1418" w:hanging="283"/>
+        <w:ind w:left="1418" w:hanging="283"/>
       </w:pPr>
       <w:rPr>
         <w:rFonts w:ascii="Symbol" w:hAnsi="Symbol" w:cs="Symbol" w:hint="default"/>
@@ -1003,12 +785,12 @@
       <w:start w:val="1"/>
       <w:numFmt w:val="bullet"/>
       <w:lvlText w:val=""/>
-      <w:lvlJc w:val="start"/>
+      <w:lvlJc w:val="left"/>
       <w:pPr>
         <w:tabs>
           <w:tab w:val="num" w:pos="2127"/>
         </w:tabs>
-        <w:ind w:start="2127" w:hanging="283"/>
+        <w:ind w:left="2127" w:hanging="283"/>
       </w:pPr>
       <w:rPr>
         <w:rFonts w:ascii="Symbol" w:hAnsi="Symbol" w:cs="Symbol" w:hint="default"/>
@@ -1018,12 +800,12 @@
       <w:start w:val="1"/>
       <w:numFmt w:val="bullet"/>
       <w:lvlText w:val=""/>
-      <w:lvlJc w:val="start"/>
+      <w:lvlJc w:val="left"/>
       <w:pPr>
         <w:tabs>
           <w:tab w:val="num" w:pos="2836"/>
         </w:tabs>
-        <w:ind w:start="2836" w:hanging="283"/>
+        <w:ind w:left="2836" w:hanging="283"/>
       </w:pPr>
       <w:rPr>
         <w:rFonts w:ascii="Symbol" w:hAnsi="Symbol" w:cs="Symbol" w:hint="default"/>
@@ -1033,12 +815,12 @@
       <w:start w:val="1"/>
       <w:numFmt w:val="bullet"/>
       <w:lvlText w:val=""/>
-      <w:lvlJc w:val="start"/>
+      <w:lvlJc w:val="left"/>
       <w:pPr>
         <w:tabs>
           <w:tab w:val="num" w:pos="3545"/>
         </w:tabs>
-        <w:ind w:start="3545" w:hanging="283"/>
+        <w:ind w:left="3545" w:hanging="283"/>
       </w:pPr>
       <w:rPr>
         <w:rFonts w:ascii="Symbol" w:hAnsi="Symbol" w:cs="Symbol" w:hint="default"/>
@@ -1048,12 +830,12 @@
       <w:start w:val="1"/>
       <w:numFmt w:val="bullet"/>
       <w:lvlText w:val=""/>
-      <w:lvlJc w:val="start"/>
+      <w:lvlJc w:val="left"/>
       <w:pPr>
         <w:tabs>
           <w:tab w:val="num" w:pos="4254"/>
         </w:tabs>
-        <w:ind w:start="4254" w:hanging="283"/>
+        <w:ind w:left="4254" w:hanging="283"/>
       </w:pPr>
       <w:rPr>
         <w:rFonts w:ascii="Symbol" w:hAnsi="Symbol" w:cs="Symbol" w:hint="default"/>
@@ -1063,12 +845,12 @@
       <w:start w:val="1"/>
       <w:numFmt w:val="bullet"/>
       <w:lvlText w:val=""/>
-      <w:lvlJc w:val="start"/>
+      <w:lvlJc w:val="left"/>
       <w:pPr>
         <w:tabs>
           <w:tab w:val="num" w:pos="4963"/>
         </w:tabs>
-        <w:ind w:start="4963" w:hanging="283"/>
+        <w:ind w:left="4963" w:hanging="283"/>
       </w:pPr>
       <w:rPr>
         <w:rFonts w:ascii="Symbol" w:hAnsi="Symbol" w:cs="Symbol" w:hint="default"/>
@@ -1078,12 +860,12 @@
       <w:start w:val="1"/>
       <w:numFmt w:val="bullet"/>
       <w:lvlText w:val=""/>
-      <w:lvlJc w:val="start"/>
+      <w:lvlJc w:val="left"/>
       <w:pPr>
         <w:tabs>
           <w:tab w:val="num" w:pos="5672"/>
         </w:tabs>
-        <w:ind w:start="5672" w:hanging="283"/>
+        <w:ind w:left="5672" w:hanging="283"/>
       </w:pPr>
       <w:rPr>
         <w:rFonts w:ascii="Symbol" w:hAnsi="Symbol" w:cs="Symbol" w:hint="default"/>
@@ -1093,156 +875,149 @@
       <w:start w:val="1"/>
       <w:numFmt w:val="bullet"/>
       <w:lvlText w:val=""/>
-      <w:lvlJc w:val="start"/>
+      <w:lvlJc w:val="left"/>
       <w:pPr>
         <w:tabs>
           <w:tab w:val="num" w:pos="6381"/>
         </w:tabs>
-        <w:ind w:start="6381" w:hanging="283"/>
+        <w:ind w:left="6381" w:hanging="283"/>
       </w:pPr>
       <w:rPr>
         <w:rFonts w:ascii="Symbol" w:hAnsi="Symbol" w:cs="Symbol" w:hint="default"/>
       </w:rPr>
     </w:lvl>
   </w:abstractNum>
-  <w:abstractNum w:abstractNumId="3">
+  <w:abstractNum w:abstractNumId="2" w15:restartNumberingAfterBreak="0">
+    <w:nsid w:val="6A2F5630"/>
+    <w:multiLevelType w:val="multilevel"/>
+    <w:tmpl w:val="4F4CA22C"/>
     <w:lvl w:ilvl="0">
       <w:start w:val="1"/>
-      <w:numFmt w:val="none"/>
-      <w:suff w:val="nothing"/>
-      <w:lvlText w:val=""/>
-      <w:lvlJc w:val="start"/>
-      <w:pPr>
-        <w:tabs>
-          <w:tab w:val="num" w:pos="0"/>
-        </w:tabs>
-        <w:ind w:start="0" w:hanging="0"/>
+      <w:numFmt w:val="decimal"/>
+      <w:lvlText w:val="%1."/>
+      <w:lvlJc w:val="left"/>
+      <w:pPr>
+        <w:tabs>
+          <w:tab w:val="num" w:pos="709"/>
+        </w:tabs>
+        <w:ind w:left="709" w:hanging="283"/>
       </w:pPr>
     </w:lvl>
     <w:lvl w:ilvl="1">
       <w:start w:val="1"/>
-      <w:numFmt w:val="none"/>
-      <w:suff w:val="nothing"/>
-      <w:lvlText w:val=""/>
-      <w:lvlJc w:val="start"/>
-      <w:pPr>
-        <w:tabs>
-          <w:tab w:val="num" w:pos="0"/>
-        </w:tabs>
-        <w:ind w:start="0" w:hanging="0"/>
+      <w:numFmt w:val="decimal"/>
+      <w:lvlText w:val="%2."/>
+      <w:lvlJc w:val="left"/>
+      <w:pPr>
+        <w:tabs>
+          <w:tab w:val="num" w:pos="1418"/>
+        </w:tabs>
+        <w:ind w:left="1418" w:hanging="283"/>
       </w:pPr>
     </w:lvl>
     <w:lvl w:ilvl="2">
       <w:start w:val="1"/>
-      <w:pStyle w:val="Heading3"/>
-      <w:numFmt w:val="none"/>
-      <w:suff w:val="nothing"/>
-      <w:lvlText w:val=""/>
-      <w:lvlJc w:val="start"/>
-      <w:pPr>
-        <w:tabs>
-          <w:tab w:val="num" w:pos="0"/>
-        </w:tabs>
-        <w:ind w:start="0" w:hanging="0"/>
+      <w:numFmt w:val="decimal"/>
+      <w:lvlText w:val="%3."/>
+      <w:lvlJc w:val="left"/>
+      <w:pPr>
+        <w:tabs>
+          <w:tab w:val="num" w:pos="2127"/>
+        </w:tabs>
+        <w:ind w:left="2127" w:hanging="283"/>
       </w:pPr>
     </w:lvl>
     <w:lvl w:ilvl="3">
       <w:start w:val="1"/>
-      <w:numFmt w:val="none"/>
-      <w:suff w:val="nothing"/>
-      <w:lvlText w:val=""/>
-      <w:lvlJc w:val="start"/>
-      <w:pPr>
-        <w:tabs>
-          <w:tab w:val="num" w:pos="0"/>
-        </w:tabs>
-        <w:ind w:start="0" w:hanging="0"/>
+      <w:numFmt w:val="decimal"/>
+      <w:lvlText w:val="%4."/>
+      <w:lvlJc w:val="left"/>
+      <w:pPr>
+        <w:tabs>
+          <w:tab w:val="num" w:pos="2836"/>
+        </w:tabs>
+        <w:ind w:left="2836" w:hanging="283"/>
       </w:pPr>
     </w:lvl>
     <w:lvl w:ilvl="4">
       <w:start w:val="1"/>
-      <w:numFmt w:val="none"/>
-      <w:suff w:val="nothing"/>
-      <w:lvlText w:val=""/>
-      <w:lvlJc w:val="start"/>
-      <w:pPr>
-        <w:tabs>
-          <w:tab w:val="num" w:pos="0"/>
-        </w:tabs>
-        <w:ind w:start="0" w:hanging="0"/>
+      <w:numFmt w:val="decimal"/>
+      <w:lvlText w:val="%5."/>
+      <w:lvlJc w:val="left"/>
+      <w:pPr>
+        <w:tabs>
+          <w:tab w:val="num" w:pos="3545"/>
+        </w:tabs>
+        <w:ind w:left="3545" w:hanging="283"/>
       </w:pPr>
     </w:lvl>
     <w:lvl w:ilvl="5">
       <w:start w:val="1"/>
-      <w:numFmt w:val="none"/>
-      <w:suff w:val="nothing"/>
-      <w:lvlText w:val=""/>
-      <w:lvlJc w:val="start"/>
-      <w:pPr>
-        <w:tabs>
-          <w:tab w:val="num" w:pos="0"/>
-        </w:tabs>
-        <w:ind w:start="0" w:hanging="0"/>
+      <w:numFmt w:val="decimal"/>
+      <w:lvlText w:val="%6."/>
+      <w:lvlJc w:val="left"/>
+      <w:pPr>
+        <w:tabs>
+          <w:tab w:val="num" w:pos="4254"/>
+        </w:tabs>
+        <w:ind w:left="4254" w:hanging="283"/>
       </w:pPr>
     </w:lvl>
     <w:lvl w:ilvl="6">
       <w:start w:val="1"/>
-      <w:numFmt w:val="none"/>
-      <w:suff w:val="nothing"/>
-      <w:lvlText w:val=""/>
-      <w:lvlJc w:val="start"/>
-      <w:pPr>
-        <w:tabs>
-          <w:tab w:val="num" w:pos="0"/>
-        </w:tabs>
-        <w:ind w:start="0" w:hanging="0"/>
+      <w:numFmt w:val="decimal"/>
+      <w:lvlText w:val="%7."/>
+      <w:lvlJc w:val="left"/>
+      <w:pPr>
+        <w:tabs>
+          <w:tab w:val="num" w:pos="4963"/>
+        </w:tabs>
+        <w:ind w:left="4963" w:hanging="283"/>
       </w:pPr>
     </w:lvl>
     <w:lvl w:ilvl="7">
       <w:start w:val="1"/>
-      <w:numFmt w:val="none"/>
-      <w:suff w:val="nothing"/>
-      <w:lvlText w:val=""/>
-      <w:lvlJc w:val="start"/>
-      <w:pPr>
-        <w:tabs>
-          <w:tab w:val="num" w:pos="0"/>
-        </w:tabs>
-        <w:ind w:start="0" w:hanging="0"/>
+      <w:numFmt w:val="decimal"/>
+      <w:lvlText w:val="%8."/>
+      <w:lvlJc w:val="left"/>
+      <w:pPr>
+        <w:tabs>
+          <w:tab w:val="num" w:pos="5672"/>
+        </w:tabs>
+        <w:ind w:left="5672" w:hanging="283"/>
       </w:pPr>
     </w:lvl>
     <w:lvl w:ilvl="8">
       <w:start w:val="1"/>
-      <w:numFmt w:val="none"/>
-      <w:suff w:val="nothing"/>
-      <w:lvlText w:val=""/>
-      <w:lvlJc w:val="start"/>
-      <w:pPr>
-        <w:tabs>
-          <w:tab w:val="num" w:pos="0"/>
-        </w:tabs>
-        <w:ind w:start="0" w:hanging="0"/>
+      <w:numFmt w:val="decimal"/>
+      <w:lvlText w:val="%9."/>
+      <w:lvlJc w:val="left"/>
+      <w:pPr>
+        <w:tabs>
+          <w:tab w:val="num" w:pos="6381"/>
+        </w:tabs>
+        <w:ind w:left="6381" w:hanging="283"/>
       </w:pPr>
     </w:lvl>
   </w:abstractNum>
-  <w:num w:numId="1">
+  <w:num w:numId="1" w16cid:durableId="410854369">
+    <w:abstractNumId w:val="2"/>
+  </w:num>
+  <w:num w:numId="2" w16cid:durableId="857625540">
     <w:abstractNumId w:val="1"/>
   </w:num>
-  <w:num w:numId="2">
-    <w:abstractNumId w:val="2"/>
-  </w:num>
-  <w:num w:numId="3">
-    <w:abstractNumId w:val="3"/>
+  <w:num w:numId="3" w16cid:durableId="857812897">
+    <w:abstractNumId w:val="0"/>
   </w:num>
 </w:numbering>
 </file>
 
 <file path=word/styles.xml><?xml version="1.0" encoding="utf-8"?>
-<w:styles xmlns:w="http://schemas.openxmlformats.org/wordprocessingml/2006/main" xmlns:w14="http://schemas.microsoft.com/office/word/2010/wordml" xmlns:mc="http://schemas.openxmlformats.org/markup-compatibility/2006" mc:Ignorable="w14">
+<w:styles xmlns:mc="http://schemas.openxmlformats.org/markup-compatibility/2006" xmlns:r="http://schemas.openxmlformats.org/officeDocument/2006/relationships" xmlns:w="http://schemas.openxmlformats.org/wordprocessingml/2006/main" xmlns:w14="http://schemas.microsoft.com/office/word/2010/wordml" xmlns:w15="http://schemas.microsoft.com/office/word/2012/wordml" xmlns:w16cex="http://schemas.microsoft.com/office/word/2018/wordml/cex" xmlns:w16cid="http://schemas.microsoft.com/office/word/2016/wordml/cid" xmlns:w16="http://schemas.microsoft.com/office/word/2018/wordml" xmlns:w16du="http://schemas.microsoft.com/office/word/2023/wordml/word16du" xmlns:w16sdtdh="http://schemas.microsoft.com/office/word/2020/wordml/sdtdatahash" xmlns:w16se="http://schemas.microsoft.com/office/word/2015/wordml/symex" mc:Ignorable="w14 w15 w16se w16cid w16 w16cex w16sdtdh w16du">
   <w:docDefaults>
     <w:rPrDefault>
       <w:rPr>
-        <w:rFonts w:ascii="Liberation Serif" w:hAnsi="Liberation Serif" w:eastAsia="NSimSun" w:cs="Arial"/>
+        <w:rFonts w:ascii="Liberation Serif" w:eastAsia="NSimSun" w:hAnsi="Liberation Serif" w:cs="Arial"/>
         <w:kern w:val="2"/>
         <w:sz w:val="24"/>
         <w:szCs w:val="24"/>
@@ -1251,43 +1026,435 @@
     </w:rPrDefault>
     <w:pPrDefault>
       <w:pPr>
-        <w:widowControl/>
-        <w:suppressAutoHyphens w:val="true"/>
+        <w:suppressAutoHyphens/>
       </w:pPr>
     </w:pPrDefault>
   </w:docDefaults>
-  <w:style w:type="paragraph" w:styleId="Normal">
+  <w:latentStyles w:defLockedState="0" w:defUIPriority="99" w:defSemiHidden="0" w:defUnhideWhenUsed="0" w:defQFormat="0" w:count="376">
+    <w:lsdException w:name="Normal" w:uiPriority="0" w:qFormat="1"/>
+    <w:lsdException w:name="heading 1" w:uiPriority="9" w:qFormat="1"/>
+    <w:lsdException w:name="heading 2" w:semiHidden="1" w:uiPriority="9" w:unhideWhenUsed="1" w:qFormat="1"/>
+    <w:lsdException w:name="heading 3" w:semiHidden="1" w:uiPriority="9" w:unhideWhenUsed="1" w:qFormat="1"/>
+    <w:lsdException w:name="heading 4" w:semiHidden="1" w:uiPriority="9" w:unhideWhenUsed="1" w:qFormat="1"/>
+    <w:lsdException w:name="heading 5" w:semiHidden="1" w:uiPriority="9" w:unhideWhenUsed="1" w:qFormat="1"/>
+    <w:lsdException w:name="heading 6" w:semiHidden="1" w:uiPriority="9" w:unhideWhenUsed="1" w:qFormat="1"/>
+    <w:lsdException w:name="heading 7" w:semiHidden="1" w:uiPriority="9" w:unhideWhenUsed="1" w:qFormat="1"/>
+    <w:lsdException w:name="heading 8" w:semiHidden="1" w:uiPriority="9" w:unhideWhenUsed="1" w:qFormat="1"/>
+    <w:lsdException w:name="heading 9" w:semiHidden="1" w:uiPriority="9" w:unhideWhenUsed="1" w:qFormat="1"/>
+    <w:lsdException w:name="index 1" w:semiHidden="1" w:unhideWhenUsed="1"/>
+    <w:lsdException w:name="index 2" w:semiHidden="1" w:unhideWhenUsed="1"/>
+    <w:lsdException w:name="index 3" w:semiHidden="1" w:unhideWhenUsed="1"/>
+    <w:lsdException w:name="index 4" w:semiHidden="1" w:unhideWhenUsed="1"/>
+    <w:lsdException w:name="index 5" w:semiHidden="1" w:unhideWhenUsed="1"/>
+    <w:lsdException w:name="index 6" w:semiHidden="1" w:unhideWhenUsed="1"/>
+    <w:lsdException w:name="index 7" w:semiHidden="1" w:unhideWhenUsed="1"/>
+    <w:lsdException w:name="index 8" w:semiHidden="1" w:unhideWhenUsed="1"/>
+    <w:lsdException w:name="index 9" w:semiHidden="1" w:unhideWhenUsed="1"/>
+    <w:lsdException w:name="toc 1" w:semiHidden="1" w:uiPriority="39" w:unhideWhenUsed="1"/>
+    <w:lsdException w:name="toc 2" w:semiHidden="1" w:uiPriority="39" w:unhideWhenUsed="1"/>
+    <w:lsdException w:name="toc 3" w:semiHidden="1" w:uiPriority="39" w:unhideWhenUsed="1"/>
+    <w:lsdException w:name="toc 4" w:semiHidden="1" w:uiPriority="39" w:unhideWhenUsed="1"/>
+    <w:lsdException w:name="toc 5" w:semiHidden="1" w:uiPriority="39" w:unhideWhenUsed="1"/>
+    <w:lsdException w:name="toc 6" w:semiHidden="1" w:uiPriority="39" w:unhideWhenUsed="1"/>
+    <w:lsdException w:name="toc 7" w:semiHidden="1" w:uiPriority="39" w:unhideWhenUsed="1"/>
+    <w:lsdException w:name="toc 8" w:semiHidden="1" w:uiPriority="39" w:unhideWhenUsed="1"/>
+    <w:lsdException w:name="toc 9" w:semiHidden="1" w:uiPriority="39" w:unhideWhenUsed="1"/>
+    <w:lsdException w:name="Normal Indent" w:semiHidden="1" w:unhideWhenUsed="1"/>
+    <w:lsdException w:name="footnote text" w:semiHidden="1" w:unhideWhenUsed="1"/>
+    <w:lsdException w:name="annotation text" w:semiHidden="1" w:unhideWhenUsed="1"/>
+    <w:lsdException w:name="header" w:semiHidden="1" w:unhideWhenUsed="1"/>
+    <w:lsdException w:name="footer" w:semiHidden="1" w:unhideWhenUsed="1"/>
+    <w:lsdException w:name="index heading" w:semiHidden="1" w:unhideWhenUsed="1"/>
+    <w:lsdException w:name="caption" w:semiHidden="1" w:uiPriority="35" w:unhideWhenUsed="1" w:qFormat="1"/>
+    <w:lsdException w:name="table of figures" w:semiHidden="1" w:unhideWhenUsed="1"/>
+    <w:lsdException w:name="envelope address" w:semiHidden="1" w:unhideWhenUsed="1"/>
+    <w:lsdException w:name="envelope return" w:semiHidden="1" w:unhideWhenUsed="1"/>
+    <w:lsdException w:name="footnote reference" w:semiHidden="1" w:unhideWhenUsed="1"/>
+    <w:lsdException w:name="annotation reference" w:semiHidden="1" w:unhideWhenUsed="1"/>
+    <w:lsdException w:name="line number" w:semiHidden="1" w:unhideWhenUsed="1"/>
+    <w:lsdException w:name="page number" w:semiHidden="1" w:unhideWhenUsed="1"/>
+    <w:lsdException w:name="endnote reference" w:semiHidden="1" w:unhideWhenUsed="1"/>
+    <w:lsdException w:name="endnote text" w:semiHidden="1" w:unhideWhenUsed="1"/>
+    <w:lsdException w:name="table of authorities" w:semiHidden="1" w:unhideWhenUsed="1"/>
+    <w:lsdException w:name="macro" w:semiHidden="1" w:unhideWhenUsed="1"/>
+    <w:lsdException w:name="toa heading" w:semiHidden="1" w:unhideWhenUsed="1"/>
+    <w:lsdException w:name="List" w:semiHidden="1" w:unhideWhenUsed="1"/>
+    <w:lsdException w:name="List Bullet" w:semiHidden="1" w:unhideWhenUsed="1"/>
+    <w:lsdException w:name="List Number" w:semiHidden="1" w:unhideWhenUsed="1"/>
+    <w:lsdException w:name="List 2" w:semiHidden="1" w:unhideWhenUsed="1"/>
+    <w:lsdException w:name="List 3" w:semiHidden="1" w:unhideWhenUsed="1"/>
+    <w:lsdException w:name="List 4" w:semiHidden="1" w:unhideWhenUsed="1"/>
+    <w:lsdException w:name="List 5" w:semiHidden="1" w:unhideWhenUsed="1"/>
+    <w:lsdException w:name="List Bullet 2" w:semiHidden="1" w:unhideWhenUsed="1"/>
+    <w:lsdException w:name="List Bullet 3" w:semiHidden="1" w:unhideWhenUsed="1"/>
+    <w:lsdException w:name="List Bullet 4" w:semiHidden="1" w:unhideWhenUsed="1"/>
+    <w:lsdException w:name="List Bullet 5" w:semiHidden="1" w:unhideWhenUsed="1"/>
+    <w:lsdException w:name="List Number 2" w:semiHidden="1" w:unhideWhenUsed="1"/>
+    <w:lsdException w:name="List Number 3" w:semiHidden="1" w:unhideWhenUsed="1"/>
+    <w:lsdException w:name="List Number 4" w:semiHidden="1" w:unhideWhenUsed="1"/>
+    <w:lsdException w:name="List Number 5" w:semiHidden="1" w:unhideWhenUsed="1"/>
+    <w:lsdException w:name="Title" w:uiPriority="10" w:qFormat="1"/>
+    <w:lsdException w:name="Closing" w:semiHidden="1" w:unhideWhenUsed="1"/>
+    <w:lsdException w:name="Signature" w:semiHidden="1" w:unhideWhenUsed="1"/>
+    <w:lsdException w:name="Default Paragraph Font" w:semiHidden="1" w:uiPriority="1" w:unhideWhenUsed="1"/>
+    <w:lsdException w:name="Body Text" w:semiHidden="1" w:unhideWhenUsed="1"/>
+    <w:lsdException w:name="Body Text Indent" w:semiHidden="1" w:unhideWhenUsed="1"/>
+    <w:lsdException w:name="List Continue" w:semiHidden="1" w:unhideWhenUsed="1"/>
+    <w:lsdException w:name="List Continue 2" w:semiHidden="1" w:unhideWhenUsed="1"/>
+    <w:lsdException w:name="List Continue 3" w:semiHidden="1" w:unhideWhenUsed="1"/>
+    <w:lsdException w:name="List Continue 4" w:semiHidden="1" w:unhideWhenUsed="1"/>
+    <w:lsdException w:name="List Continue 5" w:semiHidden="1" w:unhideWhenUsed="1"/>
+    <w:lsdException w:name="Message Header" w:semiHidden="1" w:unhideWhenUsed="1"/>
+    <w:lsdException w:name="Subtitle" w:uiPriority="11" w:qFormat="1"/>
+    <w:lsdException w:name="Salutation" w:semiHidden="1" w:unhideWhenUsed="1"/>
+    <w:lsdException w:name="Date" w:semiHidden="1" w:unhideWhenUsed="1"/>
+    <w:lsdException w:name="Body Text First Indent" w:semiHidden="1" w:unhideWhenUsed="1"/>
+    <w:lsdException w:name="Body Text First Indent 2" w:semiHidden="1" w:unhideWhenUsed="1"/>
+    <w:lsdException w:name="Note Heading" w:semiHidden="1" w:unhideWhenUsed="1"/>
+    <w:lsdException w:name="Body Text 2" w:semiHidden="1" w:unhideWhenUsed="1"/>
+    <w:lsdException w:name="Body Text 3" w:semiHidden="1" w:unhideWhenUsed="1"/>
+    <w:lsdException w:name="Body Text Indent 2" w:semiHidden="1" w:unhideWhenUsed="1"/>
+    <w:lsdException w:name="Body Text Indent 3" w:semiHidden="1" w:unhideWhenUsed="1"/>
+    <w:lsdException w:name="Block Text" w:semiHidden="1" w:unhideWhenUsed="1"/>
+    <w:lsdException w:name="Hyperlink" w:semiHidden="1" w:unhideWhenUsed="1"/>
+    <w:lsdException w:name="FollowedHyperlink" w:semiHidden="1" w:unhideWhenUsed="1"/>
+    <w:lsdException w:name="Strong" w:uiPriority="22" w:qFormat="1"/>
+    <w:lsdException w:name="Emphasis" w:uiPriority="20" w:qFormat="1"/>
+    <w:lsdException w:name="Document Map" w:semiHidden="1" w:unhideWhenUsed="1"/>
+    <w:lsdException w:name="Plain Text" w:semiHidden="1" w:unhideWhenUsed="1"/>
+    <w:lsdException w:name="E-mail Signature" w:semiHidden="1" w:unhideWhenUsed="1"/>
+    <w:lsdException w:name="HTML Top of Form" w:semiHidden="1" w:unhideWhenUsed="1"/>
+    <w:lsdException w:name="HTML Bottom of Form" w:semiHidden="1" w:unhideWhenUsed="1"/>
+    <w:lsdException w:name="Normal (Web)" w:semiHidden="1" w:unhideWhenUsed="1"/>
+    <w:lsdException w:name="HTML Acronym" w:semiHidden="1" w:unhideWhenUsed="1"/>
+    <w:lsdException w:name="HTML Address" w:semiHidden="1" w:unhideWhenUsed="1"/>
+    <w:lsdException w:name="HTML Cite" w:semiHidden="1" w:unhideWhenUsed="1"/>
+    <w:lsdException w:name="HTML Code" w:semiHidden="1" w:unhideWhenUsed="1"/>
+    <w:lsdException w:name="HTML Definition" w:semiHidden="1" w:unhideWhenUsed="1"/>
+    <w:lsdException w:name="HTML Keyboard" w:semiHidden="1" w:unhideWhenUsed="1"/>
+    <w:lsdException w:name="HTML Preformatted" w:semiHidden="1" w:unhideWhenUsed="1"/>
+    <w:lsdException w:name="HTML Sample" w:semiHidden="1" w:unhideWhenUsed="1"/>
+    <w:lsdException w:name="HTML Typewriter" w:semiHidden="1" w:unhideWhenUsed="1"/>
+    <w:lsdException w:name="HTML Variable" w:semiHidden="1" w:unhideWhenUsed="1"/>
+    <w:lsdException w:name="Normal Table" w:semiHidden="1" w:unhideWhenUsed="1"/>
+    <w:lsdException w:name="annotation subject" w:semiHidden="1" w:unhideWhenUsed="1"/>
+    <w:lsdException w:name="No List" w:semiHidden="1" w:unhideWhenUsed="1"/>
+    <w:lsdException w:name="Outline List 1" w:semiHidden="1" w:unhideWhenUsed="1"/>
+    <w:lsdException w:name="Outline List 2" w:semiHidden="1" w:unhideWhenUsed="1"/>
+    <w:lsdException w:name="Outline List 3" w:semiHidden="1" w:unhideWhenUsed="1"/>
+    <w:lsdException w:name="Table Simple 1" w:semiHidden="1" w:unhideWhenUsed="1"/>
+    <w:lsdException w:name="Table Simple 2" w:semiHidden="1" w:unhideWhenUsed="1"/>
+    <w:lsdException w:name="Table Simple 3" w:semiHidden="1" w:unhideWhenUsed="1"/>
+    <w:lsdException w:name="Table Classic 1" w:semiHidden="1" w:unhideWhenUsed="1"/>
+    <w:lsdException w:name="Table Classic 2" w:semiHidden="1" w:unhideWhenUsed="1"/>
+    <w:lsdException w:name="Table Classic 3" w:semiHidden="1" w:unhideWhenUsed="1"/>
+    <w:lsdException w:name="Table Classic 4" w:semiHidden="1" w:unhideWhenUsed="1"/>
+    <w:lsdException w:name="Table Colorful 1" w:semiHidden="1" w:unhideWhenUsed="1"/>
+    <w:lsdException w:name="Table Colorful 2" w:semiHidden="1" w:unhideWhenUsed="1"/>
+    <w:lsdException w:name="Table Colorful 3" w:semiHidden="1" w:unhideWhenUsed="1"/>
+    <w:lsdException w:name="Table Columns 1" w:semiHidden="1" w:unhideWhenUsed="1"/>
+    <w:lsdException w:name="Table Columns 2" w:semiHidden="1" w:unhideWhenUsed="1"/>
+    <w:lsdException w:name="Table Columns 3" w:semiHidden="1" w:unhideWhenUsed="1"/>
+    <w:lsdException w:name="Table Columns 4" w:semiHidden="1" w:unhideWhenUsed="1"/>
+    <w:lsdException w:name="Table Columns 5" w:semiHidden="1" w:unhideWhenUsed="1"/>
+    <w:lsdException w:name="Table Grid 1" w:semiHidden="1" w:unhideWhenUsed="1"/>
+    <w:lsdException w:name="Table Grid 2" w:semiHidden="1" w:unhideWhenUsed="1"/>
+    <w:lsdException w:name="Table Grid 3" w:semiHidden="1" w:unhideWhenUsed="1"/>
+    <w:lsdException w:name="Table Grid 4" w:semiHidden="1" w:unhideWhenUsed="1"/>
+    <w:lsdException w:name="Table Grid 5" w:semiHidden="1" w:unhideWhenUsed="1"/>
+    <w:lsdException w:name="Table Grid 6" w:semiHidden="1" w:unhideWhenUsed="1"/>
+    <w:lsdException w:name="Table Grid 7" w:semiHidden="1" w:unhideWhenUsed="1"/>
+    <w:lsdException w:name="Table Grid 8" w:semiHidden="1" w:unhideWhenUsed="1"/>
+    <w:lsdException w:name="Table List 1" w:semiHidden="1" w:unhideWhenUsed="1"/>
+    <w:lsdException w:name="Table List 2" w:semiHidden="1" w:unhideWhenUsed="1"/>
+    <w:lsdException w:name="Table List 3" w:semiHidden="1" w:unhideWhenUsed="1"/>
+    <w:lsdException w:name="Table List 4" w:semiHidden="1" w:unhideWhenUsed="1"/>
+    <w:lsdException w:name="Table List 5" w:semiHidden="1" w:unhideWhenUsed="1"/>
+    <w:lsdException w:name="Table List 6" w:semiHidden="1" w:unhideWhenUsed="1"/>
+    <w:lsdException w:name="Table List 7" w:semiHidden="1" w:unhideWhenUsed="1"/>
+    <w:lsdException w:name="Table List 8" w:semiHidden="1" w:unhideWhenUsed="1"/>
+    <w:lsdException w:name="Table 3D effects 1" w:semiHidden="1" w:unhideWhenUsed="1"/>
+    <w:lsdException w:name="Table 3D effects 2" w:semiHidden="1" w:unhideWhenUsed="1"/>
+    <w:lsdException w:name="Table 3D effects 3" w:semiHidden="1" w:unhideWhenUsed="1"/>
+    <w:lsdException w:name="Table Contemporary" w:semiHidden="1" w:unhideWhenUsed="1"/>
+    <w:lsdException w:name="Table Elegant" w:semiHidden="1" w:unhideWhenUsed="1"/>
+    <w:lsdException w:name="Table Professional" w:semiHidden="1" w:unhideWhenUsed="1"/>
+    <w:lsdException w:name="Table Subtle 1" w:semiHidden="1" w:unhideWhenUsed="1"/>
+    <w:lsdException w:name="Table Subtle 2" w:semiHidden="1" w:unhideWhenUsed="1"/>
+    <w:lsdException w:name="Table Web 1" w:semiHidden="1" w:unhideWhenUsed="1"/>
+    <w:lsdException w:name="Table Web 2" w:semiHidden="1" w:unhideWhenUsed="1"/>
+    <w:lsdException w:name="Table Web 3" w:semiHidden="1" w:unhideWhenUsed="1"/>
+    <w:lsdException w:name="Balloon Text" w:semiHidden="1" w:unhideWhenUsed="1"/>
+    <w:lsdException w:name="Table Grid" w:uiPriority="39"/>
+    <w:lsdException w:name="Table Theme" w:semiHidden="1" w:unhideWhenUsed="1"/>
+    <w:lsdException w:name="Placeholder Text" w:semiHidden="1"/>
+    <w:lsdException w:name="No Spacing" w:uiPriority="1" w:qFormat="1"/>
+    <w:lsdException w:name="Light Shading" w:uiPriority="60"/>
+    <w:lsdException w:name="Light List" w:uiPriority="61"/>
+    <w:lsdException w:name="Light Grid" w:uiPriority="62"/>
+    <w:lsdException w:name="Medium Shading 1" w:uiPriority="63"/>
+    <w:lsdException w:name="Medium Shading 2" w:uiPriority="64"/>
+    <w:lsdException w:name="Medium List 1" w:uiPriority="65"/>
+    <w:lsdException w:name="Medium List 2" w:uiPriority="66"/>
+    <w:lsdException w:name="Medium Grid 1" w:uiPriority="67"/>
+    <w:lsdException w:name="Medium Grid 2" w:uiPriority="68"/>
+    <w:lsdException w:name="Medium Grid 3" w:uiPriority="69"/>
+    <w:lsdException w:name="Dark List" w:uiPriority="70"/>
+    <w:lsdException w:name="Colorful Shading" w:uiPriority="71"/>
+    <w:lsdException w:name="Colorful List" w:uiPriority="72"/>
+    <w:lsdException w:name="Colorful Grid" w:uiPriority="73"/>
+    <w:lsdException w:name="Light Shading Accent 1" w:uiPriority="60"/>
+    <w:lsdException w:name="Light List Accent 1" w:uiPriority="61"/>
+    <w:lsdException w:name="Light Grid Accent 1" w:uiPriority="62"/>
+    <w:lsdException w:name="Medium Shading 1 Accent 1" w:uiPriority="63"/>
+    <w:lsdException w:name="Medium Shading 2 Accent 1" w:uiPriority="64"/>
+    <w:lsdException w:name="Medium List 1 Accent 1" w:uiPriority="65"/>
+    <w:lsdException w:name="Revision" w:semiHidden="1"/>
+    <w:lsdException w:name="List Paragraph" w:uiPriority="34" w:qFormat="1"/>
+    <w:lsdException w:name="Quote" w:uiPriority="29" w:qFormat="1"/>
+    <w:lsdException w:name="Intense Quote" w:uiPriority="30" w:qFormat="1"/>
+    <w:lsdException w:name="Medium List 2 Accent 1" w:uiPriority="66"/>
+    <w:lsdException w:name="Medium Grid 1 Accent 1" w:uiPriority="67"/>
+    <w:lsdException w:name="Medium Grid 2 Accent 1" w:uiPriority="68"/>
+    <w:lsdException w:name="Medium Grid 3 Accent 1" w:uiPriority="69"/>
+    <w:lsdException w:name="Dark List Accent 1" w:uiPriority="70"/>
+    <w:lsdException w:name="Colorful Shading Accent 1" w:uiPriority="71"/>
+    <w:lsdException w:name="Colorful List Accent 1" w:uiPriority="72"/>
+    <w:lsdException w:name="Colorful Grid Accent 1" w:uiPriority="73"/>
+    <w:lsdException w:name="Light Shading Accent 2" w:uiPriority="60"/>
+    <w:lsdException w:name="Light List Accent 2" w:uiPriority="61"/>
+    <w:lsdException w:name="Light Grid Accent 2" w:uiPriority="62"/>
+    <w:lsdException w:name="Medium Shading 1 Accent 2" w:uiPriority="63"/>
+    <w:lsdException w:name="Medium Shading 2 Accent 2" w:uiPriority="64"/>
+    <w:lsdException w:name="Medium List 1 Accent 2" w:uiPriority="65"/>
+    <w:lsdException w:name="Medium List 2 Accent 2" w:uiPriority="66"/>
+    <w:lsdException w:name="Medium Grid 1 Accent 2" w:uiPriority="67"/>
+    <w:lsdException w:name="Medium Grid 2 Accent 2" w:uiPriority="68"/>
+    <w:lsdException w:name="Medium Grid 3 Accent 2" w:uiPriority="69"/>
+    <w:lsdException w:name="Dark List Accent 2" w:uiPriority="70"/>
+    <w:lsdException w:name="Colorful Shading Accent 2" w:uiPriority="71"/>
+    <w:lsdException w:name="Colorful List Accent 2" w:uiPriority="72"/>
+    <w:lsdException w:name="Colorful Grid Accent 2" w:uiPriority="73"/>
+    <w:lsdException w:name="Light Shading Accent 3" w:uiPriority="60"/>
+    <w:lsdException w:name="Light List Accent 3" w:uiPriority="61"/>
+    <w:lsdException w:name="Light Grid Accent 3" w:uiPriority="62"/>
+    <w:lsdException w:name="Medium Shading 1 Accent 3" w:uiPriority="63"/>
+    <w:lsdException w:name="Medium Shading 2 Accent 3" w:uiPriority="64"/>
+    <w:lsdException w:name="Medium List 1 Accent 3" w:uiPriority="65"/>
+    <w:lsdException w:name="Medium List 2 Accent 3" w:uiPriority="66"/>
+    <w:lsdException w:name="Medium Grid 1 Accent 3" w:uiPriority="67"/>
+    <w:lsdException w:name="Medium Grid 2 Accent 3" w:uiPriority="68"/>
+    <w:lsdException w:name="Medium Grid 3 Accent 3" w:uiPriority="69"/>
+    <w:lsdException w:name="Dark List Accent 3" w:uiPriority="70"/>
+    <w:lsdException w:name="Colorful Shading Accent 3" w:uiPriority="71"/>
+    <w:lsdException w:name="Colorful List Accent 3" w:uiPriority="72"/>
+    <w:lsdException w:name="Colorful Grid Accent 3" w:uiPriority="73"/>
+    <w:lsdException w:name="Light Shading Accent 4" w:uiPriority="60"/>
+    <w:lsdException w:name="Light List Accent 4" w:uiPriority="61"/>
+    <w:lsdException w:name="Light Grid Accent 4" w:uiPriority="62"/>
+    <w:lsdException w:name="Medium Shading 1 Accent 4" w:uiPriority="63"/>
+    <w:lsdException w:name="Medium Shading 2 Accent 4" w:uiPriority="64"/>
+    <w:lsdException w:name="Medium List 1 Accent 4" w:uiPriority="65"/>
+    <w:lsdException w:name="Medium List 2 Accent 4" w:uiPriority="66"/>
+    <w:lsdException w:name="Medium Grid 1 Accent 4" w:uiPriority="67"/>
+    <w:lsdException w:name="Medium Grid 2 Accent 4" w:uiPriority="68"/>
+    <w:lsdException w:name="Medium Grid 3 Accent 4" w:uiPriority="69"/>
+    <w:lsdException w:name="Dark List Accent 4" w:uiPriority="70"/>
+    <w:lsdException w:name="Colorful Shading Accent 4" w:uiPriority="71"/>
+    <w:lsdException w:name="Colorful List Accent 4" w:uiPriority="72"/>
+    <w:lsdException w:name="Colorful Grid Accent 4" w:uiPriority="73"/>
+    <w:lsdException w:name="Light Shading Accent 5" w:uiPriority="60"/>
+    <w:lsdException w:name="Light List Accent 5" w:uiPriority="61"/>
+    <w:lsdException w:name="Light Grid Accent 5" w:uiPriority="62"/>
+    <w:lsdException w:name="Medium Shading 1 Accent 5" w:uiPriority="63"/>
+    <w:lsdException w:name="Medium Shading 2 Accent 5" w:uiPriority="64"/>
+    <w:lsdException w:name="Medium List 1 Accent 5" w:uiPriority="65"/>
+    <w:lsdException w:name="Medium List 2 Accent 5" w:uiPriority="66"/>
+    <w:lsdException w:name="Medium Grid 1 Accent 5" w:uiPriority="67"/>
+    <w:lsdException w:name="Medium Grid 2 Accent 5" w:uiPriority="68"/>
+    <w:lsdException w:name="Medium Grid 3 Accent 5" w:uiPriority="69"/>
+    <w:lsdException w:name="Dark List Accent 5" w:uiPriority="70"/>
+    <w:lsdException w:name="Colorful Shading Accent 5" w:uiPriority="71"/>
+    <w:lsdException w:name="Colorful List Accent 5" w:uiPriority="72"/>
+    <w:lsdException w:name="Colorful Grid Accent 5" w:uiPriority="73"/>
+    <w:lsdException w:name="Light Shading Accent 6" w:uiPriority="60"/>
+    <w:lsdException w:name="Light List Accent 6" w:uiPriority="61"/>
+    <w:lsdException w:name="Light Grid Accent 6" w:uiPriority="62"/>
+    <w:lsdException w:name="Medium Shading 1 Accent 6" w:uiPriority="63"/>
+    <w:lsdException w:name="Medium Shading 2 Accent 6" w:uiPriority="64"/>
+    <w:lsdException w:name="Medium List 1 Accent 6" w:uiPriority="65"/>
+    <w:lsdException w:name="Medium List 2 Accent 6" w:uiPriority="66"/>
+    <w:lsdException w:name="Medium Grid 1 Accent 6" w:uiPriority="67"/>
+    <w:lsdException w:name="Medium Grid 2 Accent 6" w:uiPriority="68"/>
+    <w:lsdException w:name="Medium Grid 3 Accent 6" w:uiPriority="69"/>
+    <w:lsdException w:name="Dark List Accent 6" w:uiPriority="70"/>
+    <w:lsdException w:name="Colorful Shading Accent 6" w:uiPriority="71"/>
+    <w:lsdException w:name="Colorful List Accent 6" w:uiPriority="72"/>
+    <w:lsdException w:name="Colorful Grid Accent 6" w:uiPriority="73"/>
+    <w:lsdException w:name="Subtle Emphasis" w:uiPriority="19" w:qFormat="1"/>
+    <w:lsdException w:name="Intense Emphasis" w:uiPriority="21" w:qFormat="1"/>
+    <w:lsdException w:name="Subtle Reference" w:uiPriority="31" w:qFormat="1"/>
+    <w:lsdException w:name="Intense Reference" w:uiPriority="32" w:qFormat="1"/>
+    <w:lsdException w:name="Book Title" w:uiPriority="33" w:qFormat="1"/>
+    <w:lsdException w:name="Bibliography" w:semiHidden="1" w:uiPriority="37" w:unhideWhenUsed="1"/>
+    <w:lsdException w:name="TOC Heading" w:semiHidden="1" w:uiPriority="39" w:unhideWhenUsed="1" w:qFormat="1"/>
+    <w:lsdException w:name="Plain Table 1" w:uiPriority="41"/>
+    <w:lsdException w:name="Plain Table 2" w:uiPriority="42"/>
+    <w:lsdException w:name="Plain Table 3" w:uiPriority="43"/>
+    <w:lsdException w:name="Plain Table 4" w:uiPriority="44"/>
+    <w:lsdException w:name="Plain Table 5" w:uiPriority="45"/>
+    <w:lsdException w:name="Grid Table Light" w:uiPriority="40"/>
+    <w:lsdException w:name="Grid Table 1 Light" w:uiPriority="46"/>
+    <w:lsdException w:name="Grid Table 2" w:uiPriority="47"/>
+    <w:lsdException w:name="Grid Table 3" w:uiPriority="48"/>
+    <w:lsdException w:name="Grid Table 4" w:uiPriority="49"/>
+    <w:lsdException w:name="Grid Table 5 Dark" w:uiPriority="50"/>
+    <w:lsdException w:name="Grid Table 6 Colorful" w:uiPriority="51"/>
+    <w:lsdException w:name="Grid Table 7 Colorful" w:uiPriority="52"/>
+    <w:lsdException w:name="Grid Table 1 Light Accent 1" w:uiPriority="46"/>
+    <w:lsdException w:name="Grid Table 2 Accent 1" w:uiPriority="47"/>
+    <w:lsdException w:name="Grid Table 3 Accent 1" w:uiPriority="48"/>
+    <w:lsdException w:name="Grid Table 4 Accent 1" w:uiPriority="49"/>
+    <w:lsdException w:name="Grid Table 5 Dark Accent 1" w:uiPriority="50"/>
+    <w:lsdException w:name="Grid Table 6 Colorful Accent 1" w:uiPriority="51"/>
+    <w:lsdException w:name="Grid Table 7 Colorful Accent 1" w:uiPriority="52"/>
+    <w:lsdException w:name="Grid Table 1 Light Accent 2" w:uiPriority="46"/>
+    <w:lsdException w:name="Grid Table 2 Accent 2" w:uiPriority="47"/>
+    <w:lsdException w:name="Grid Table 3 Accent 2" w:uiPriority="48"/>
+    <w:lsdException w:name="Grid Table 4 Accent 2" w:uiPriority="49"/>
+    <w:lsdException w:name="Grid Table 5 Dark Accent 2" w:uiPriority="50"/>
+    <w:lsdException w:name="Grid Table 6 Colorful Accent 2" w:uiPriority="51"/>
+    <w:lsdException w:name="Grid Table 7 Colorful Accent 2" w:uiPriority="52"/>
+    <w:lsdException w:name="Grid Table 1 Light Accent 3" w:uiPriority="46"/>
+    <w:lsdException w:name="Grid Table 2 Accent 3" w:uiPriority="47"/>
+    <w:lsdException w:name="Grid Table 3 Accent 3" w:uiPriority="48"/>
+    <w:lsdException w:name="Grid Table 4 Accent 3" w:uiPriority="49"/>
+    <w:lsdException w:name="Grid Table 5 Dark Accent 3" w:uiPriority="50"/>
+    <w:lsdException w:name="Grid Table 6 Colorful Accent 3" w:uiPriority="51"/>
+    <w:lsdException w:name="Grid Table 7 Colorful Accent 3" w:uiPriority="52"/>
+    <w:lsdException w:name="Grid Table 1 Light Accent 4" w:uiPriority="46"/>
+    <w:lsdException w:name="Grid Table 2 Accent 4" w:uiPriority="47"/>
+    <w:lsdException w:name="Grid Table 3 Accent 4" w:uiPriority="48"/>
+    <w:lsdException w:name="Grid Table 4 Accent 4" w:uiPriority="49"/>
+    <w:lsdException w:name="Grid Table 5 Dark Accent 4" w:uiPriority="50"/>
+    <w:lsdException w:name="Grid Table 6 Colorful Accent 4" w:uiPriority="51"/>
+    <w:lsdException w:name="Grid Table 7 Colorful Accent 4" w:uiPriority="52"/>
+    <w:lsdException w:name="Grid Table 1 Light Accent 5" w:uiPriority="46"/>
+    <w:lsdException w:name="Grid Table 2 Accent 5" w:uiPriority="47"/>
+    <w:lsdException w:name="Grid Table 3 Accent 5" w:uiPriority="48"/>
+    <w:lsdException w:name="Grid Table 4 Accent 5" w:uiPriority="49"/>
+    <w:lsdException w:name="Grid Table 5 Dark Accent 5" w:uiPriority="50"/>
+    <w:lsdException w:name="Grid Table 6 Colorful Accent 5" w:uiPriority="51"/>
+    <w:lsdException w:name="Grid Table 7 Colorful Accent 5" w:uiPriority="52"/>
+    <w:lsdException w:name="Grid Table 1 Light Accent 6" w:uiPriority="46"/>
+    <w:lsdException w:name="Grid Table 2 Accent 6" w:uiPriority="47"/>
+    <w:lsdException w:name="Grid Table 3 Accent 6" w:uiPriority="48"/>
+    <w:lsdException w:name="Grid Table 4 Accent 6" w:uiPriority="49"/>
+    <w:lsdException w:name="Grid Table 5 Dark Accent 6" w:uiPriority="50"/>
+    <w:lsdException w:name="Grid Table 6 Colorful Accent 6" w:uiPriority="51"/>
+    <w:lsdException w:name="Grid Table 7 Colorful Accent 6" w:uiPriority="52"/>
+    <w:lsdException w:name="List Table 1 Light" w:uiPriority="46"/>
+    <w:lsdException w:name="List Table 2" w:uiPriority="47"/>
+    <w:lsdException w:name="List Table 3" w:uiPriority="48"/>
+    <w:lsdException w:name="List Table 4" w:uiPriority="49"/>
+    <w:lsdException w:name="List Table 5 Dark" w:uiPriority="50"/>
+    <w:lsdException w:name="List Table 6 Colorful" w:uiPriority="51"/>
+    <w:lsdException w:name="List Table 7 Colorful" w:uiPriority="52"/>
+    <w:lsdException w:name="List Table 1 Light Accent 1" w:uiPriority="46"/>
+    <w:lsdException w:name="List Table 2 Accent 1" w:uiPriority="47"/>
+    <w:lsdException w:name="List Table 3 Accent 1" w:uiPriority="48"/>
+    <w:lsdException w:name="List Table 4 Accent 1" w:uiPriority="49"/>
+    <w:lsdException w:name="List Table 5 Dark Accent 1" w:uiPriority="50"/>
+    <w:lsdException w:name="List Table 6 Colorful Accent 1" w:uiPriority="51"/>
+    <w:lsdException w:name="List Table 7 Colorful Accent 1" w:uiPriority="52"/>
+    <w:lsdException w:name="List Table 1 Light Accent 2" w:uiPriority="46"/>
+    <w:lsdException w:name="List Table 2 Accent 2" w:uiPriority="47"/>
+    <w:lsdException w:name="List Table 3 Accent 2" w:uiPriority="48"/>
+    <w:lsdException w:name="List Table 4 Accent 2" w:uiPriority="49"/>
+    <w:lsdException w:name="List Table 5 Dark Accent 2" w:uiPriority="50"/>
+    <w:lsdException w:name="List Table 6 Colorful Accent 2" w:uiPriority="51"/>
+    <w:lsdException w:name="List Table 7 Colorful Accent 2" w:uiPriority="52"/>
+    <w:lsdException w:name="List Table 1 Light Accent 3" w:uiPriority="46"/>
+    <w:lsdException w:name="List Table 2 Accent 3" w:uiPriority="47"/>
+    <w:lsdException w:name="List Table 3 Accent 3" w:uiPriority="48"/>
+    <w:lsdException w:name="List Table 4 Accent 3" w:uiPriority="49"/>
+    <w:lsdException w:name="List Table 5 Dark Accent 3" w:uiPriority="50"/>
+    <w:lsdException w:name="List Table 6 Colorful Accent 3" w:uiPriority="51"/>
+    <w:lsdException w:name="List Table 7 Colorful Accent 3" w:uiPriority="52"/>
+    <w:lsdException w:name="List Table 1 Light Accent 4" w:uiPriority="46"/>
+    <w:lsdException w:name="List Table 2 Accent 4" w:uiPriority="47"/>
+    <w:lsdException w:name="List Table 3 Accent 4" w:uiPriority="48"/>
+    <w:lsdException w:name="List Table 4 Accent 4" w:uiPriority="49"/>
+    <w:lsdException w:name="List Table 5 Dark Accent 4" w:uiPriority="50"/>
+    <w:lsdException w:name="List Table 6 Colorful Accent 4" w:uiPriority="51"/>
+    <w:lsdException w:name="List Table 7 Colorful Accent 4" w:uiPriority="52"/>
+    <w:lsdException w:name="List Table 1 Light Accent 5" w:uiPriority="46"/>
+    <w:lsdException w:name="List Table 2 Accent 5" w:uiPriority="47"/>
+    <w:lsdException w:name="List Table 3 Accent 5" w:uiPriority="48"/>
+    <w:lsdException w:name="List Table 4 Accent 5" w:uiPriority="49"/>
+    <w:lsdException w:name="List Table 5 Dark Accent 5" w:uiPriority="50"/>
+    <w:lsdException w:name="List Table 6 Colorful Accent 5" w:uiPriority="51"/>
+    <w:lsdException w:name="List Table 7 Colorful Accent 5" w:uiPriority="52"/>
+    <w:lsdException w:name="List Table 1 Light Accent 6" w:uiPriority="46"/>
+    <w:lsdException w:name="List Table 2 Accent 6" w:uiPriority="47"/>
+    <w:lsdException w:name="List Table 3 Accent 6" w:uiPriority="48"/>
+    <w:lsdException w:name="List Table 4 Accent 6" w:uiPriority="49"/>
+    <w:lsdException w:name="List Table 5 Dark Accent 6" w:uiPriority="50"/>
+    <w:lsdException w:name="List Table 6 Colorful Accent 6" w:uiPriority="51"/>
+    <w:lsdException w:name="List Table 7 Colorful Accent 6" w:uiPriority="52"/>
+    <w:lsdException w:name="Mention" w:semiHidden="1" w:unhideWhenUsed="1"/>
+    <w:lsdException w:name="Smart Hyperlink" w:semiHidden="1" w:unhideWhenUsed="1"/>
+    <w:lsdException w:name="Hashtag" w:semiHidden="1" w:unhideWhenUsed="1"/>
+    <w:lsdException w:name="Unresolved Mention" w:semiHidden="1" w:unhideWhenUsed="1"/>
+    <w:lsdException w:name="Smart Link" w:semiHidden="1" w:unhideWhenUsed="1"/>
+  </w:latentStyles>
+  <w:style w:type="paragraph" w:default="1" w:styleId="Normal">
     <w:name w:val="Normal"/>
     <w:qFormat/>
-    <w:pPr>
-      <w:widowControl/>
-      <w:bidi w:val="0"/>
-    </w:pPr>
-    <w:rPr>
-      <w:rFonts w:ascii="Liberation Serif" w:hAnsi="Liberation Serif" w:eastAsia="NSimSun" w:cs="Arial"/>
-      <w:color w:val="auto"/>
-      <w:kern w:val="2"/>
-      <w:sz w:val="24"/>
-      <w:szCs w:val="24"/>
-      <w:lang w:val="en-US" w:eastAsia="zh-CN" w:bidi="hi-IN"/>
-    </w:rPr>
   </w:style>
   <w:style w:type="paragraph" w:styleId="Heading3">
     <w:name w:val="heading 3"/>
     <w:basedOn w:val="Heading"/>
     <w:next w:val="BodyText"/>
+    <w:uiPriority w:val="9"/>
+    <w:unhideWhenUsed/>
     <w:qFormat/>
     <w:pPr>
-      <w:spacing w:before="140" w:after="120"/>
+      <w:spacing w:before="140"/>
       <w:outlineLvl w:val="2"/>
     </w:pPr>
     <w:rPr>
-      <w:rFonts w:ascii="Liberation Serif" w:hAnsi="Liberation Serif" w:eastAsia="NSimSun" w:cs="Arial"/>
+      <w:rFonts w:ascii="Liberation Serif" w:eastAsia="NSimSun" w:hAnsi="Liberation Serif"/>
       <w:b/>
       <w:bCs/>
-      <w:sz w:val="28"/>
-      <w:szCs w:val="28"/>
     </w:rPr>
+  </w:style>
+  <w:style w:type="character" w:default="1" w:styleId="DefaultParagraphFont">
+    <w:name w:val="Default Paragraph Font"/>
+    <w:uiPriority w:val="1"/>
+    <w:semiHidden/>
+    <w:unhideWhenUsed/>
+  </w:style>
+  <w:style w:type="table" w:default="1" w:styleId="TableNormal">
+    <w:name w:val="Normal Table"/>
+    <w:uiPriority w:val="99"/>
+    <w:semiHidden/>
+    <w:unhideWhenUsed/>
+    <w:tblPr>
+      <w:tblInd w:w="0" w:type="dxa"/>
+      <w:tblCellMar>
+        <w:top w:w="0" w:type="dxa"/>
+        <w:left w:w="108" w:type="dxa"/>
+        <w:bottom w:w="0" w:type="dxa"/>
+        <w:right w:w="108" w:type="dxa"/>
+      </w:tblCellMar>
+    </w:tblPr>
+  </w:style>
+  <w:style w:type="numbering" w:default="1" w:styleId="NoList">
+    <w:name w:val="No List"/>
+    <w:uiPriority w:val="99"/>
+    <w:semiHidden/>
+    <w:unhideWhenUsed/>
   </w:style>
   <w:style w:type="character" w:styleId="Strong">
     <w:name w:val="Strong"/>
@@ -1297,29 +1464,28 @@
       <w:bCs/>
     </w:rPr>
   </w:style>
-  <w:style w:type="character" w:styleId="NumberingSymbols">
+  <w:style w:type="character" w:customStyle="1" w:styleId="NumberingSymbols">
     <w:name w:val="Numbering Symbols"/>
     <w:qFormat/>
-    <w:rPr/>
   </w:style>
-  <w:style w:type="character" w:styleId="Bullets">
+  <w:style w:type="character" w:customStyle="1" w:styleId="Bullets">
     <w:name w:val="Bullets"/>
     <w:qFormat/>
     <w:rPr>
-      <w:rFonts w:ascii="OpenSymbol" w:hAnsi="OpenSymbol" w:eastAsia="OpenSymbol" w:cs="OpenSymbol"/>
+      <w:rFonts w:ascii="OpenSymbol" w:eastAsia="OpenSymbol" w:hAnsi="OpenSymbol" w:cs="OpenSymbol"/>
     </w:rPr>
   </w:style>
-  <w:style w:type="paragraph" w:styleId="Heading">
+  <w:style w:type="paragraph" w:customStyle="1" w:styleId="Heading">
     <w:name w:val="Heading"/>
     <w:basedOn w:val="Normal"/>
     <w:next w:val="BodyText"/>
     <w:qFormat/>
     <w:pPr>
-      <w:keepNext w:val="true"/>
+      <w:keepNext/>
       <w:spacing w:before="240" w:after="120"/>
     </w:pPr>
     <w:rPr>
-      <w:rFonts w:ascii="Liberation Sans" w:hAnsi="Liberation Sans" w:eastAsia="Microsoft YaHei" w:cs="Arial"/>
+      <w:rFonts w:ascii="Liberation Sans" w:eastAsia="Microsoft YaHei" w:hAnsi="Liberation Sans"/>
       <w:sz w:val="28"/>
       <w:szCs w:val="28"/>
     </w:rPr>
@@ -1328,17 +1494,12 @@
     <w:name w:val="Body Text"/>
     <w:basedOn w:val="Normal"/>
     <w:pPr>
-      <w:spacing w:lineRule="auto" w:line="276" w:before="0" w:after="140"/>
+      <w:spacing w:after="140" w:line="276" w:lineRule="auto"/>
     </w:pPr>
-    <w:rPr/>
   </w:style>
   <w:style w:type="paragraph" w:styleId="List">
     <w:name w:val="List"/>
     <w:basedOn w:val="BodyText"/>
-    <w:pPr/>
-    <w:rPr>
-      <w:rFonts w:cs="Arial"/>
-    </w:rPr>
   </w:style>
   <w:style w:type="paragraph" w:styleId="Caption">
     <w:name w:val="caption"/>
@@ -1349,78 +1510,72 @@
       <w:spacing w:before="120" w:after="120"/>
     </w:pPr>
     <w:rPr>
-      <w:rFonts w:cs="Arial"/>
       <w:i/>
       <w:iCs/>
-      <w:sz w:val="24"/>
-      <w:szCs w:val="24"/>
     </w:rPr>
   </w:style>
-  <w:style w:type="paragraph" w:styleId="Index">
+  <w:style w:type="paragraph" w:customStyle="1" w:styleId="Index">
     <w:name w:val="Index"/>
     <w:basedOn w:val="Normal"/>
     <w:qFormat/>
     <w:pPr>
       <w:suppressLineNumbers/>
     </w:pPr>
-    <w:rPr>
-      <w:rFonts w:cs="Arial"/>
-    </w:rPr>
   </w:style>
 </w:styles>
 </file>
 
 <file path=word/theme/theme1.xml><?xml version="1.0" encoding="utf-8"?>
-<a:theme xmlns:a="http://schemas.openxmlformats.org/drawingml/2006/main" xmlns:r="http://schemas.openxmlformats.org/officeDocument/2006/relationships" name="Office">
+<a:theme xmlns:a="http://schemas.openxmlformats.org/drawingml/2006/main" name="Office">
   <a:themeElements>
     <a:clrScheme name="LibreOffice">
       <a:dk1>
         <a:srgbClr val="000000"/>
       </a:dk1>
       <a:lt1>
-        <a:srgbClr val="ffffff"/>
+        <a:srgbClr val="FFFFFF"/>
       </a:lt1>
       <a:dk2>
         <a:srgbClr val="000000"/>
       </a:dk2>
       <a:lt2>
-        <a:srgbClr val="ffffff"/>
+        <a:srgbClr val="FFFFFF"/>
       </a:lt2>
       <a:accent1>
-        <a:srgbClr val="18a303"/>
+        <a:srgbClr val="18A303"/>
       </a:accent1>
       <a:accent2>
-        <a:srgbClr val="0369a3"/>
+        <a:srgbClr val="0369A3"/>
       </a:accent2>
       <a:accent3>
-        <a:srgbClr val="a33e03"/>
+        <a:srgbClr val="A33E03"/>
       </a:accent3>
       <a:accent4>
-        <a:srgbClr val="8e03a3"/>
+        <a:srgbClr val="8E03A3"/>
       </a:accent4>
       <a:accent5>
-        <a:srgbClr val="c99c00"/>
+        <a:srgbClr val="C99C00"/>
       </a:accent5>
       <a:accent6>
-        <a:srgbClr val="c9211e"/>
+        <a:srgbClr val="C9211E"/>
       </a:accent6>
       <a:hlink>
-        <a:srgbClr val="0000ee"/>
+        <a:srgbClr val="0000EE"/>
       </a:hlink>
       <a:folHlink>
-        <a:srgbClr val="551a8b"/>
+        <a:srgbClr val="551A8B"/>
       </a:folHlink>
     </a:clrScheme>
     <a:fontScheme name="Office">
       <a:majorFont>
-        <a:latin typeface="Arial" pitchFamily="0" charset="1"/>
-        <a:ea typeface="DejaVu Sans" pitchFamily="0" charset="1"/>
-        <a:cs typeface="DejaVu Sans" pitchFamily="0" charset="1"/>
+        <a:latin typeface="Arial"/>
+        <a:ea typeface="DejaVu Sans"/>
+        <a:cs typeface="DejaVu Sans"/>
       </a:majorFont>
       <a:minorFont>
-        <a:latin typeface="Arial" pitchFamily="0" charset="1"/>
-        <a:ea typeface="DejaVu Sans" pitchFamily="0" charset="1"/>
-        <a:cs typeface="DejaVu Sans" pitchFamily="0" charset="1"/>
+        <a:latin typeface="Arial"/>
+        <a:ea typeface="DejaVu Sans"/>
+        <a:cs typeface="DejaVu Sans"/>
       </a:minorFont>
     </a:fontScheme>
     <a:fmtScheme>
@@ -1473,5 +1628,7 @@
       </a:bgFillStyleLst>
     </a:fmtScheme>
   </a:themeElements>
+  <a:objectDefaults/>
+  <a:extraClrSchemeLst/>
 </a:theme>
 </file>